--- a/assets/Resume-2025.docx
+++ b/assets/Resume-2025.docx
@@ -201,47 +201,7 @@
                 <w:sz w:val="18"/>
                 <w:szCs w:val="18"/>
               </w:rPr>
-              <w:t xml:space="preserve">analysis platform, author &amp; technical editor for </w:t>
-            </w:r>
-            <w:proofErr w:type="spellStart"/>
-            <w:r>
-              <w:rPr>
-                <w:b/>
-                <w:bCs/>
-                <w:sz w:val="18"/>
-                <w:szCs w:val="18"/>
-              </w:rPr>
-              <w:t>Pakt</w:t>
-            </w:r>
-            <w:proofErr w:type="spellEnd"/>
-            <w:r>
-              <w:rPr>
-                <w:b/>
-                <w:bCs/>
-                <w:sz w:val="18"/>
-                <w:szCs w:val="18"/>
-              </w:rPr>
-              <w:t xml:space="preserve"> publishing, consultant &amp; strategist for Fortune 100 companies, and a full stack developer for over 25+ years. Developed on projects that have been used by companies such as </w:t>
-            </w:r>
-            <w:proofErr w:type="spellStart"/>
-            <w:r>
-              <w:rPr>
-                <w:b/>
-                <w:bCs/>
-                <w:sz w:val="18"/>
-                <w:szCs w:val="18"/>
-              </w:rPr>
-              <w:t>Hubcash</w:t>
-            </w:r>
-            <w:proofErr w:type="spellEnd"/>
-            <w:r>
-              <w:rPr>
-                <w:b/>
-                <w:bCs/>
-                <w:sz w:val="18"/>
-                <w:szCs w:val="18"/>
-              </w:rPr>
-              <w:t>, Stripe, and Walmart. If you need a project to go from zero to one let's talk.</w:t>
+              <w:t>analysis platform, author &amp; technical editor for Pakt publishing, consultant &amp; strategist for Fortune 100 companies, and a full stack developer for over 25+ years. Developed on projects that have been used by companies such as Hubcash, Stripe, and Walmart. If you need a project to go from zero to one let's talk.</w:t>
             </w:r>
           </w:p>
           <w:p>
@@ -323,20 +283,8 @@
           <w:sz w:val="20"/>
           <w:szCs w:val="20"/>
         </w:rPr>
-        <w:t xml:space="preserve">       </w:t>
-      </w:r>
-      <w:proofErr w:type="spellStart"/>
-      <w:r>
-        <w:rPr>
-          <w:rStyle w:val="None"/>
-          <w:b/>
-          <w:bCs/>
-          <w:sz w:val="20"/>
-          <w:szCs w:val="20"/>
-        </w:rPr>
-        <w:t>LoyalLink</w:t>
-      </w:r>
-      <w:proofErr w:type="spellEnd"/>
+        <w:t xml:space="preserve">       LoyalLink</w:t>
+      </w:r>
       <w:r>
         <w:rPr>
           <w:rStyle w:val="None"/>
@@ -464,7 +412,6 @@
         </w:rPr>
         <w:t xml:space="preserve">Built infrastructure-as-code using Terraform and </w:t>
       </w:r>
-      <w:proofErr w:type="spellStart"/>
       <w:r>
         <w:rPr>
           <w:sz w:val="20"/>
@@ -472,7 +419,6 @@
         </w:rPr>
         <w:t>Terragrunt</w:t>
       </w:r>
-      <w:proofErr w:type="spellEnd"/>
       <w:r>
         <w:rPr>
           <w:sz w:val="20"/>
@@ -739,23 +685,7 @@
           <w:sz w:val="20"/>
           <w:szCs w:val="20"/>
         </w:rPr>
-        <w:t xml:space="preserve">Built real-time Greeks calculation engine (delta, gamma, </w:t>
-      </w:r>
-      <w:proofErr w:type="spellStart"/>
-      <w:r>
-        <w:rPr>
-          <w:sz w:val="20"/>
-          <w:szCs w:val="20"/>
-        </w:rPr>
-        <w:t>vega</w:t>
-      </w:r>
-      <w:proofErr w:type="spellEnd"/>
-      <w:r>
-        <w:rPr>
-          <w:sz w:val="20"/>
-          <w:szCs w:val="20"/>
-        </w:rPr>
-        <w:t>, theta</w:t>
+        <w:t>Built real-time Greeks calculation engine (delta, gamma, vega, theta</w:t>
       </w:r>
       <w:r>
         <w:rPr>
@@ -839,25 +769,7 @@
           <w:sz w:val="20"/>
           <w:szCs w:val="20"/>
         </w:rPr>
-        <w:t xml:space="preserve">Performed DevOps tasks (with Terraform and </w:t>
-      </w:r>
-      <w:proofErr w:type="spellStart"/>
-      <w:r>
-        <w:rPr>
-          <w:rStyle w:val="None"/>
-          <w:sz w:val="20"/>
-          <w:szCs w:val="20"/>
-        </w:rPr>
-        <w:t>Saltstack</w:t>
-      </w:r>
-      <w:proofErr w:type="spellEnd"/>
-      <w:r>
-        <w:rPr>
-          <w:rStyle w:val="None"/>
-          <w:sz w:val="20"/>
-          <w:szCs w:val="20"/>
-        </w:rPr>
-        <w:t>) under AWS. Maintained logs,</w:t>
+        <w:t>Performed DevOps tasks (with Terraform and Saltstack) under AWS. Maintained logs,</w:t>
       </w:r>
       <w:r>
         <w:rPr>
@@ -1114,25 +1026,7 @@
           <w:sz w:val="20"/>
           <w:szCs w:val="20"/>
         </w:rPr>
-        <w:t xml:space="preserve"> </w:t>
-      </w:r>
-      <w:proofErr w:type="spellStart"/>
-      <w:r>
-        <w:rPr>
-          <w:rStyle w:val="None"/>
-          <w:sz w:val="20"/>
-          <w:szCs w:val="20"/>
-        </w:rPr>
-        <w:t>Saltstack</w:t>
-      </w:r>
-      <w:proofErr w:type="spellEnd"/>
-      <w:r>
-        <w:rPr>
-          <w:rStyle w:val="None"/>
-          <w:sz w:val="20"/>
-          <w:szCs w:val="20"/>
-        </w:rPr>
-        <w:t>) under AWS. Maintained logs,</w:t>
+        <w:t xml:space="preserve"> Saltstack) under AWS. Maintained logs,</w:t>
       </w:r>
       <w:r>
         <w:rPr>
@@ -1233,20 +1127,8 @@
           <w:sz w:val="20"/>
           <w:szCs w:val="20"/>
         </w:rPr>
-        <w:t xml:space="preserve">       </w:t>
-      </w:r>
-      <w:proofErr w:type="spellStart"/>
-      <w:r>
-        <w:rPr>
-          <w:rStyle w:val="None"/>
-          <w:b/>
-          <w:bCs/>
-          <w:sz w:val="20"/>
-          <w:szCs w:val="20"/>
-        </w:rPr>
-        <w:t>Bmbsqd</w:t>
-      </w:r>
-      <w:proofErr w:type="spellEnd"/>
+        <w:t xml:space="preserve">       Bmbsqd</w:t>
+      </w:r>
       <w:r>
         <w:rPr>
           <w:rStyle w:val="None"/>
@@ -1315,43 +1197,7 @@
           <w:sz w:val="20"/>
           <w:szCs w:val="20"/>
         </w:rPr>
-        <w:t xml:space="preserve">Converted and troubleshooted </w:t>
-      </w:r>
-      <w:proofErr w:type="spellStart"/>
-      <w:r>
-        <w:rPr>
-          <w:rStyle w:val="None"/>
-          <w:sz w:val="20"/>
-          <w:szCs w:val="20"/>
-        </w:rPr>
-        <w:t>AccessDB</w:t>
-      </w:r>
-      <w:proofErr w:type="spellEnd"/>
-      <w:r>
-        <w:rPr>
-          <w:rStyle w:val="None"/>
-          <w:sz w:val="20"/>
-          <w:szCs w:val="20"/>
-        </w:rPr>
-        <w:t xml:space="preserve"> data to MSSQL which was later converted to </w:t>
-      </w:r>
-      <w:proofErr w:type="spellStart"/>
-      <w:r>
-        <w:rPr>
-          <w:rStyle w:val="None"/>
-          <w:sz w:val="20"/>
-          <w:szCs w:val="20"/>
-        </w:rPr>
-        <w:t>ElasticSearch</w:t>
-      </w:r>
-      <w:proofErr w:type="spellEnd"/>
-      <w:r>
-        <w:rPr>
-          <w:rStyle w:val="None"/>
-          <w:sz w:val="20"/>
-          <w:szCs w:val="20"/>
-        </w:rPr>
-        <w:t xml:space="preserve"> data. </w:t>
+        <w:t xml:space="preserve">Converted and troubleshooted AccessDB data to MSSQL which was later converted to ElasticSearch data. </w:t>
       </w:r>
     </w:p>
     <w:p>
@@ -1372,43 +1218,7 @@
           <w:sz w:val="20"/>
           <w:szCs w:val="20"/>
         </w:rPr>
-        <w:t xml:space="preserve">Integrated </w:t>
-      </w:r>
-      <w:proofErr w:type="spellStart"/>
-      <w:r>
-        <w:rPr>
-          <w:rStyle w:val="None"/>
-          <w:sz w:val="20"/>
-          <w:szCs w:val="20"/>
-        </w:rPr>
-        <w:t>EasyPost</w:t>
-      </w:r>
-      <w:proofErr w:type="spellEnd"/>
-      <w:r>
-        <w:rPr>
-          <w:rStyle w:val="None"/>
-          <w:sz w:val="20"/>
-          <w:szCs w:val="20"/>
-        </w:rPr>
-        <w:t xml:space="preserve">, Mandrill, MailChimp, </w:t>
-      </w:r>
-      <w:proofErr w:type="spellStart"/>
-      <w:r>
-        <w:rPr>
-          <w:rStyle w:val="None"/>
-          <w:sz w:val="20"/>
-          <w:szCs w:val="20"/>
-        </w:rPr>
-        <w:t>iTunesConnect</w:t>
-      </w:r>
-      <w:proofErr w:type="spellEnd"/>
-      <w:r>
-        <w:rPr>
-          <w:rStyle w:val="None"/>
-          <w:sz w:val="20"/>
-          <w:szCs w:val="20"/>
-        </w:rPr>
-        <w:t>, and Access Point Names (APN) for a mobile nail boutique application.</w:t>
+        <w:t>Integrated EasyPost, Mandrill, MailChimp, iTunesConnect, and Access Point Names (APN) for a mobile nail boutique application.</w:t>
       </w:r>
     </w:p>
     <w:p>
@@ -1450,25 +1260,7 @@
           <w:sz w:val="20"/>
           <w:szCs w:val="20"/>
         </w:rPr>
-        <w:t xml:space="preserve">Worked with </w:t>
-      </w:r>
-      <w:proofErr w:type="spellStart"/>
-      <w:r>
-        <w:rPr>
-          <w:rStyle w:val="None"/>
-          <w:sz w:val="20"/>
-          <w:szCs w:val="20"/>
-        </w:rPr>
-        <w:t>HawkMedia</w:t>
-      </w:r>
-      <w:proofErr w:type="spellEnd"/>
-      <w:r>
-        <w:rPr>
-          <w:rStyle w:val="None"/>
-          <w:sz w:val="20"/>
-          <w:szCs w:val="20"/>
-        </w:rPr>
-        <w:t xml:space="preserve"> in establishing an email campaign workflow for a client.</w:t>
+        <w:t>Worked with HawkMedia in establishing an email campaign workflow for a client.</w:t>
       </w:r>
     </w:p>
     <w:p>
@@ -1506,27 +1298,7 @@
           <w:sz w:val="20"/>
           <w:szCs w:val="20"/>
         </w:rPr>
-        <w:t xml:space="preserve"> | Gainesville, FL (</w:t>
-      </w:r>
-      <w:proofErr w:type="spellStart"/>
-      <w:proofErr w:type="gramStart"/>
-      <w:r>
-        <w:rPr>
-          <w:rStyle w:val="None"/>
-          <w:sz w:val="20"/>
-          <w:szCs w:val="20"/>
-        </w:rPr>
-        <w:t>remote.contract</w:t>
-      </w:r>
-      <w:proofErr w:type="spellEnd"/>
-      <w:proofErr w:type="gramEnd"/>
-      <w:r>
-        <w:rPr>
-          <w:rStyle w:val="None"/>
-          <w:sz w:val="20"/>
-          <w:szCs w:val="20"/>
-        </w:rPr>
-        <w:t>)</w:t>
+        <w:t xml:space="preserve"> | Gainesville, FL (remote.contract)</w:t>
       </w:r>
     </w:p>
     <w:p>
@@ -1608,43 +1380,7 @@
           <w:sz w:val="20"/>
           <w:szCs w:val="20"/>
         </w:rPr>
-        <w:t xml:space="preserve">Integrated </w:t>
-      </w:r>
-      <w:proofErr w:type="spellStart"/>
-      <w:r>
-        <w:rPr>
-          <w:rStyle w:val="None"/>
-          <w:sz w:val="20"/>
-          <w:szCs w:val="20"/>
-        </w:rPr>
-        <w:t>LiteView</w:t>
-      </w:r>
-      <w:proofErr w:type="spellEnd"/>
-      <w:r>
-        <w:rPr>
-          <w:rStyle w:val="None"/>
-          <w:sz w:val="20"/>
-          <w:szCs w:val="20"/>
-        </w:rPr>
-        <w:t xml:space="preserve"> fulfilling services and </w:t>
-      </w:r>
-      <w:proofErr w:type="spellStart"/>
-      <w:r>
-        <w:rPr>
-          <w:rStyle w:val="None"/>
-          <w:sz w:val="20"/>
-          <w:szCs w:val="20"/>
-        </w:rPr>
-        <w:t>TradeGecko’s</w:t>
-      </w:r>
-      <w:proofErr w:type="spellEnd"/>
-      <w:r>
-        <w:rPr>
-          <w:rStyle w:val="None"/>
-          <w:sz w:val="20"/>
-          <w:szCs w:val="20"/>
-        </w:rPr>
-        <w:t xml:space="preserve"> inventory management software.</w:t>
+        <w:t>Integrated LiteView fulfilling services and TradeGecko’s inventory management software.</w:t>
       </w:r>
     </w:p>
     <w:p>
@@ -1707,20 +1443,8 @@
           <w:sz w:val="20"/>
           <w:szCs w:val="20"/>
         </w:rPr>
-        <w:t xml:space="preserve">       </w:t>
-      </w:r>
-      <w:proofErr w:type="spellStart"/>
-      <w:r>
-        <w:rPr>
-          <w:rStyle w:val="None"/>
-          <w:b/>
-          <w:bCs/>
-          <w:sz w:val="20"/>
-          <w:szCs w:val="20"/>
-        </w:rPr>
-        <w:t>Mobiquity</w:t>
-      </w:r>
-      <w:proofErr w:type="spellEnd"/>
+        <w:t xml:space="preserve">       Mobiquity</w:t>
+      </w:r>
       <w:r>
         <w:rPr>
           <w:rStyle w:val="None"/>
@@ -1809,25 +1533,7 @@
           <w:sz w:val="20"/>
           <w:szCs w:val="20"/>
         </w:rPr>
-        <w:t xml:space="preserve">Used SASS, </w:t>
-      </w:r>
-      <w:proofErr w:type="spellStart"/>
-      <w:r>
-        <w:rPr>
-          <w:rStyle w:val="None"/>
-          <w:sz w:val="20"/>
-          <w:szCs w:val="20"/>
-        </w:rPr>
-        <w:t>Browserify</w:t>
-      </w:r>
-      <w:proofErr w:type="spellEnd"/>
-      <w:r>
-        <w:rPr>
-          <w:rStyle w:val="None"/>
-          <w:sz w:val="20"/>
-          <w:szCs w:val="20"/>
-        </w:rPr>
-        <w:t xml:space="preserve">, Gulp, AngularJS, and Karma for building a frontend portal for a life insurance company. </w:t>
+        <w:t xml:space="preserve">Used SASS, Browserify, Gulp, AngularJS, and Karma for building a frontend portal for a life insurance company. </w:t>
       </w:r>
     </w:p>
     <w:p>
@@ -1873,7 +1579,6 @@
           <w:szCs w:val="20"/>
         </w:rPr>
       </w:pPr>
-      <w:proofErr w:type="spellStart"/>
       <w:r>
         <w:rPr>
           <w:rStyle w:val="None"/>
@@ -1885,7 +1590,6 @@
         </w:rPr>
         <w:t>CleverTech</w:t>
       </w:r>
-      <w:proofErr w:type="spellEnd"/>
       <w:r>
         <w:rPr>
           <w:rStyle w:val="None"/>
@@ -1984,25 +1688,7 @@
           <w:sz w:val="20"/>
           <w:szCs w:val="20"/>
         </w:rPr>
-        <w:t xml:space="preserve">Consulted and trained contractors for using </w:t>
-      </w:r>
-      <w:proofErr w:type="spellStart"/>
-      <w:r>
-        <w:rPr>
-          <w:rStyle w:val="None"/>
-          <w:sz w:val="20"/>
-          <w:szCs w:val="20"/>
-        </w:rPr>
-        <w:t>SequelizeJS</w:t>
-      </w:r>
-      <w:proofErr w:type="spellEnd"/>
-      <w:r>
-        <w:rPr>
-          <w:rStyle w:val="None"/>
-          <w:sz w:val="20"/>
-          <w:szCs w:val="20"/>
-        </w:rPr>
-        <w:t>.</w:t>
+        <w:t>Consulted and trained contractors for using SequelizeJS.</w:t>
       </w:r>
     </w:p>
     <w:p>
@@ -2039,25 +1725,7 @@
           <w:sz w:val="20"/>
           <w:szCs w:val="20"/>
         </w:rPr>
-        <w:t xml:space="preserve">source framework stack in NodeJS with the goal of building a completely modular application called </w:t>
-      </w:r>
-      <w:proofErr w:type="spellStart"/>
-      <w:r>
-        <w:rPr>
-          <w:rStyle w:val="None"/>
-          <w:sz w:val="20"/>
-          <w:szCs w:val="20"/>
-        </w:rPr>
-        <w:t>CleverStack</w:t>
-      </w:r>
-      <w:proofErr w:type="spellEnd"/>
-      <w:r>
-        <w:rPr>
-          <w:rStyle w:val="None"/>
-          <w:sz w:val="20"/>
-          <w:szCs w:val="20"/>
-        </w:rPr>
-        <w:t xml:space="preserve"> with</w:t>
+        <w:t>source framework stack in NodeJS with the goal of building a completely modular application called CleverStack with</w:t>
       </w:r>
       <w:r>
         <w:rPr>
@@ -2190,25 +1858,7 @@
           <w:sz w:val="20"/>
           <w:szCs w:val="20"/>
         </w:rPr>
-        <w:t xml:space="preserve">Used LESS, Babel (ES6), </w:t>
-      </w:r>
-      <w:proofErr w:type="spellStart"/>
-      <w:r>
-        <w:rPr>
-          <w:rStyle w:val="None"/>
-          <w:sz w:val="20"/>
-          <w:szCs w:val="20"/>
-        </w:rPr>
-        <w:t>Browserify</w:t>
-      </w:r>
-      <w:proofErr w:type="spellEnd"/>
-      <w:r>
-        <w:rPr>
-          <w:rStyle w:val="None"/>
-          <w:sz w:val="20"/>
-          <w:szCs w:val="20"/>
-        </w:rPr>
-        <w:t>, Gulp, and Deku with Redux for building a mobile application.</w:t>
+        <w:t>Used LESS, Babel (ES6), Browserify, Gulp, and Deku with Redux for building a mobile application.</w:t>
       </w:r>
     </w:p>
     <w:p>
@@ -2488,7 +2138,6 @@
         </w:rPr>
         <w:t xml:space="preserve">Developed a job queue </w:t>
       </w:r>
-      <w:proofErr w:type="spellStart"/>
       <w:r>
         <w:rPr>
           <w:rStyle w:val="None"/>
@@ -2496,43 +2145,15 @@
           <w:szCs w:val="20"/>
           <w:lang w:val="nl-NL"/>
         </w:rPr>
-        <w:t>daemon</w:t>
-      </w:r>
-      <w:proofErr w:type="spellEnd"/>
-      <w:r>
-        <w:rPr>
-          <w:rStyle w:val="None"/>
-          <w:sz w:val="20"/>
-          <w:szCs w:val="20"/>
-          <w:lang w:val="nl-NL"/>
-        </w:rPr>
-        <w:t xml:space="preserve"> in Ruby </w:t>
-      </w:r>
-      <w:r>
-        <w:rPr>
-          <w:rStyle w:val="None"/>
-          <w:sz w:val="20"/>
-          <w:szCs w:val="20"/>
-        </w:rPr>
-        <w:t xml:space="preserve">to encode videos into MP4 with </w:t>
-      </w:r>
-      <w:proofErr w:type="spellStart"/>
-      <w:r>
-        <w:rPr>
-          <w:rStyle w:val="None"/>
-          <w:sz w:val="20"/>
-          <w:szCs w:val="20"/>
-        </w:rPr>
-        <w:t>FFMpeg</w:t>
-      </w:r>
-      <w:proofErr w:type="spellEnd"/>
-      <w:r>
-        <w:rPr>
-          <w:rStyle w:val="None"/>
-          <w:sz w:val="20"/>
-          <w:szCs w:val="20"/>
-        </w:rPr>
-        <w:t>.</w:t>
+        <w:t xml:space="preserve">daemon in Ruby </w:t>
+      </w:r>
+      <w:r>
+        <w:rPr>
+          <w:rStyle w:val="None"/>
+          <w:sz w:val="20"/>
+          <w:szCs w:val="20"/>
+        </w:rPr>
+        <w:t>to encode videos into MP4 with FFMpeg.</w:t>
       </w:r>
     </w:p>
     <w:p>
@@ -2553,43 +2174,7 @@
           <w:sz w:val="20"/>
           <w:szCs w:val="20"/>
         </w:rPr>
-        <w:t xml:space="preserve">Modified </w:t>
-      </w:r>
-      <w:proofErr w:type="spellStart"/>
-      <w:r>
-        <w:rPr>
-          <w:rStyle w:val="None"/>
-          <w:sz w:val="20"/>
-          <w:szCs w:val="20"/>
-        </w:rPr>
-        <w:t>Boonex</w:t>
-      </w:r>
-      <w:proofErr w:type="spellEnd"/>
-      <w:r>
-        <w:rPr>
-          <w:rStyle w:val="None"/>
-          <w:sz w:val="20"/>
-          <w:szCs w:val="20"/>
-        </w:rPr>
-        <w:t xml:space="preserve"> Dolphin 6 and </w:t>
-      </w:r>
-      <w:proofErr w:type="spellStart"/>
-      <w:r>
-        <w:rPr>
-          <w:rStyle w:val="None"/>
-          <w:sz w:val="20"/>
-          <w:szCs w:val="20"/>
-        </w:rPr>
-        <w:t>CometChat</w:t>
-      </w:r>
-      <w:proofErr w:type="spellEnd"/>
-      <w:r>
-        <w:rPr>
-          <w:rStyle w:val="None"/>
-          <w:sz w:val="20"/>
-          <w:szCs w:val="20"/>
-        </w:rPr>
-        <w:t xml:space="preserve"> extensively.</w:t>
+        <w:t>Modified Boonex Dolphin 6 and CometChat extensively.</w:t>
       </w:r>
     </w:p>
     <w:p>
@@ -2715,25 +2300,7 @@
           <w:sz w:val="20"/>
           <w:szCs w:val="20"/>
         </w:rPr>
-        <w:t xml:space="preserve"> XSS, CSRF, CORs, TLS/SSL, X-Frame, </w:t>
-      </w:r>
-      <w:proofErr w:type="spellStart"/>
-      <w:r>
-        <w:rPr>
-          <w:rStyle w:val="None"/>
-          <w:sz w:val="20"/>
-          <w:szCs w:val="20"/>
-        </w:rPr>
-        <w:t>IPTables</w:t>
-      </w:r>
-      <w:proofErr w:type="spellEnd"/>
-      <w:r>
-        <w:rPr>
-          <w:rStyle w:val="None"/>
-          <w:sz w:val="20"/>
-          <w:szCs w:val="20"/>
-        </w:rPr>
-        <w:t>/Firewall setup</w:t>
+        <w:t xml:space="preserve"> XSS, CSRF, CORs, TLS/SSL, X-Frame, IPTables/Firewall setup</w:t>
       </w:r>
     </w:p>
     <w:p>
@@ -2789,25 +2356,7 @@
           <w:sz w:val="20"/>
           <w:szCs w:val="20"/>
         </w:rPr>
-        <w:t xml:space="preserve"> HTML5, CSS3, JavaScript, SVG, WebRTC, </w:t>
-      </w:r>
-      <w:proofErr w:type="spellStart"/>
-      <w:r>
-        <w:rPr>
-          <w:rStyle w:val="None"/>
-          <w:sz w:val="20"/>
-          <w:szCs w:val="20"/>
-        </w:rPr>
-        <w:t>oAuth</w:t>
-      </w:r>
-      <w:proofErr w:type="spellEnd"/>
-      <w:r>
-        <w:rPr>
-          <w:rStyle w:val="None"/>
-          <w:sz w:val="20"/>
-          <w:szCs w:val="20"/>
-        </w:rPr>
-        <w:t xml:space="preserve"> 1 &amp; 2</w:t>
+        <w:t xml:space="preserve"> HTML5, CSS3, JavaScript, SVG, WebRTC, oAuth 1 &amp; 2</w:t>
       </w:r>
     </w:p>
     <w:p>
@@ -2864,137 +2413,16 @@
           <w:szCs w:val="20"/>
           <w:lang w:val="it-IT"/>
         </w:rPr>
-        <w:t xml:space="preserve"> MySQL 4+, </w:t>
-      </w:r>
-      <w:proofErr w:type="spellStart"/>
-      <w:r>
-        <w:rPr>
-          <w:rStyle w:val="None"/>
-          <w:sz w:val="20"/>
-          <w:szCs w:val="20"/>
-          <w:lang w:val="it-IT"/>
-        </w:rPr>
-        <w:t>Postgres</w:t>
-      </w:r>
-      <w:proofErr w:type="spellEnd"/>
-      <w:r>
-        <w:rPr>
-          <w:rStyle w:val="None"/>
-          <w:sz w:val="20"/>
-          <w:szCs w:val="20"/>
-          <w:lang w:val="it-IT"/>
-        </w:rPr>
-        <w:t xml:space="preserve"> 9.1+, </w:t>
-      </w:r>
-      <w:proofErr w:type="spellStart"/>
-      <w:r>
-        <w:rPr>
-          <w:rStyle w:val="None"/>
-          <w:sz w:val="20"/>
-          <w:szCs w:val="20"/>
-          <w:lang w:val="it-IT"/>
-        </w:rPr>
-        <w:t>MongoDB</w:t>
-      </w:r>
-      <w:proofErr w:type="spellEnd"/>
-      <w:r>
-        <w:rPr>
-          <w:rStyle w:val="None"/>
-          <w:sz w:val="20"/>
-          <w:szCs w:val="20"/>
-          <w:lang w:val="it-IT"/>
-        </w:rPr>
-        <w:t xml:space="preserve">, </w:t>
-      </w:r>
-      <w:proofErr w:type="spellStart"/>
-      <w:r>
-        <w:rPr>
-          <w:rStyle w:val="None"/>
-          <w:sz w:val="20"/>
-          <w:szCs w:val="20"/>
-          <w:lang w:val="it-IT"/>
-        </w:rPr>
-        <w:t>CouchDB</w:t>
-      </w:r>
-      <w:proofErr w:type="spellEnd"/>
-      <w:r>
-        <w:rPr>
-          <w:rStyle w:val="None"/>
-          <w:sz w:val="20"/>
-          <w:szCs w:val="20"/>
-          <w:lang w:val="it-IT"/>
-        </w:rPr>
-        <w:t xml:space="preserve">, </w:t>
-      </w:r>
-      <w:proofErr w:type="spellStart"/>
-      <w:r>
-        <w:rPr>
-          <w:rStyle w:val="None"/>
-          <w:sz w:val="20"/>
-          <w:szCs w:val="20"/>
-          <w:lang w:val="it-IT"/>
-        </w:rPr>
-        <w:t>ArangoDB</w:t>
-      </w:r>
-      <w:proofErr w:type="spellEnd"/>
-      <w:r>
-        <w:rPr>
-          <w:rStyle w:val="None"/>
-          <w:sz w:val="20"/>
-          <w:szCs w:val="20"/>
-          <w:lang w:val="it-IT"/>
-        </w:rPr>
-        <w:t xml:space="preserve">, </w:t>
-      </w:r>
-      <w:proofErr w:type="spellStart"/>
-      <w:r>
-        <w:rPr>
-          <w:rStyle w:val="None"/>
-          <w:sz w:val="20"/>
-          <w:szCs w:val="20"/>
-          <w:lang w:val="it-IT"/>
-        </w:rPr>
-        <w:t>Redis</w:t>
-      </w:r>
-      <w:proofErr w:type="spellEnd"/>
-      <w:r>
-        <w:rPr>
-          <w:rStyle w:val="None"/>
-          <w:sz w:val="20"/>
-          <w:szCs w:val="20"/>
-          <w:lang w:val="it-IT"/>
-        </w:rPr>
-        <w:t xml:space="preserve">, </w:t>
-      </w:r>
-      <w:proofErr w:type="spellStart"/>
-      <w:r>
-        <w:rPr>
-          <w:rStyle w:val="None"/>
-          <w:sz w:val="20"/>
-          <w:szCs w:val="20"/>
-          <w:lang w:val="it-IT"/>
-        </w:rPr>
-        <w:t>Riak</w:t>
-      </w:r>
-      <w:proofErr w:type="spellEnd"/>
-      <w:r>
-        <w:rPr>
-          <w:rStyle w:val="None"/>
-          <w:sz w:val="20"/>
-          <w:szCs w:val="20"/>
-        </w:rPr>
-        <w:t xml:space="preserve">, </w:t>
-      </w:r>
-      <w:proofErr w:type="spellStart"/>
-      <w:r>
-        <w:rPr>
-          <w:rStyle w:val="None"/>
-          <w:sz w:val="20"/>
-          <w:szCs w:val="20"/>
-        </w:rPr>
-        <w:t>FoundationDB</w:t>
-      </w:r>
-      <w:proofErr w:type="spellEnd"/>
+        <w:t xml:space="preserve"> MySQL 4+, Postgres 9.1+, MongoDB, CouchDB, ArangoDB, Redis, Riak</w:t>
+      </w:r>
+      <w:r>
+        <w:rPr>
+          <w:rStyle w:val="None"/>
+          <w:sz w:val="20"/>
+          <w:szCs w:val="20"/>
+        </w:rPr>
+        <w:t>, FoundationDB</w:t>
+      </w:r>
     </w:p>
     <w:p>
       <w:pPr>
@@ -3021,90 +2449,8 @@
           <w:sz w:val="20"/>
           <w:szCs w:val="20"/>
         </w:rPr>
-        <w:t xml:space="preserve"> jQuery, AngularJS, Backbone, Ruby on Rails 3, </w:t>
-      </w:r>
-      <w:proofErr w:type="spellStart"/>
-      <w:r>
-        <w:rPr>
-          <w:rStyle w:val="None"/>
-          <w:sz w:val="20"/>
-          <w:szCs w:val="20"/>
-        </w:rPr>
-        <w:t>ExpressJS</w:t>
-      </w:r>
-      <w:proofErr w:type="spellEnd"/>
-      <w:r>
-        <w:rPr>
-          <w:rStyle w:val="None"/>
-          <w:sz w:val="20"/>
-          <w:szCs w:val="20"/>
-        </w:rPr>
-        <w:t xml:space="preserve">, Django, </w:t>
-      </w:r>
-      <w:proofErr w:type="spellStart"/>
-      <w:r>
-        <w:rPr>
-          <w:rStyle w:val="None"/>
-          <w:sz w:val="20"/>
-          <w:szCs w:val="20"/>
-        </w:rPr>
-        <w:t>CakePHP</w:t>
-      </w:r>
-      <w:proofErr w:type="spellEnd"/>
-      <w:r>
-        <w:rPr>
-          <w:rStyle w:val="None"/>
-          <w:sz w:val="20"/>
-          <w:szCs w:val="20"/>
-        </w:rPr>
-        <w:t xml:space="preserve">, CodeIgniter, Sinatra, Magento, PhoneGap, </w:t>
-      </w:r>
-      <w:proofErr w:type="spellStart"/>
-      <w:r>
-        <w:rPr>
-          <w:rStyle w:val="None"/>
-          <w:sz w:val="20"/>
-          <w:szCs w:val="20"/>
-        </w:rPr>
-        <w:t>CleverStack</w:t>
-      </w:r>
-      <w:proofErr w:type="spellEnd"/>
-      <w:r>
-        <w:rPr>
-          <w:rStyle w:val="None"/>
-          <w:sz w:val="20"/>
-          <w:szCs w:val="20"/>
-        </w:rPr>
-        <w:t xml:space="preserve">, Gulp, Grunt, Karma, Protractor, Babel, React/Redux, </w:t>
-      </w:r>
-      <w:proofErr w:type="spellStart"/>
-      <w:r>
-        <w:rPr>
-          <w:rStyle w:val="None"/>
-          <w:sz w:val="20"/>
-          <w:szCs w:val="20"/>
-        </w:rPr>
-        <w:t>InfernoJS</w:t>
-      </w:r>
-      <w:proofErr w:type="spellEnd"/>
-      <w:r>
-        <w:rPr>
-          <w:rStyle w:val="None"/>
-          <w:sz w:val="20"/>
-          <w:szCs w:val="20"/>
-        </w:rPr>
-        <w:t xml:space="preserve">, </w:t>
-      </w:r>
-      <w:proofErr w:type="spellStart"/>
-      <w:r>
-        <w:rPr>
-          <w:rStyle w:val="None"/>
-          <w:sz w:val="20"/>
-          <w:szCs w:val="20"/>
-        </w:rPr>
-        <w:t>VueJS</w:t>
-      </w:r>
-      <w:proofErr w:type="spellEnd"/>
+        <w:t xml:space="preserve"> jQuery, AngularJS, Backbone, Ruby on Rails 3, ExpressJS, Django, CakePHP, CodeIgniter, Sinatra, Magento, PhoneGap, CleverStack, Gulp, Grunt, Karma, Protractor, Babel, React/Redux, InfernoJS, VueJS</w:t>
+      </w:r>
     </w:p>
     <w:p>
       <w:pPr>
@@ -3131,25 +2477,7 @@
           <w:sz w:val="20"/>
           <w:szCs w:val="20"/>
         </w:rPr>
-        <w:t xml:space="preserve"> Linux, Unix, Mac OSX, Nginx, Cherokee, Apache 2+, </w:t>
-      </w:r>
-      <w:proofErr w:type="spellStart"/>
-      <w:r>
-        <w:rPr>
-          <w:rStyle w:val="None"/>
-          <w:sz w:val="20"/>
-          <w:szCs w:val="20"/>
-        </w:rPr>
-        <w:t>HaProxy</w:t>
-      </w:r>
-      <w:proofErr w:type="spellEnd"/>
-      <w:r>
-        <w:rPr>
-          <w:rStyle w:val="None"/>
-          <w:sz w:val="20"/>
-          <w:szCs w:val="20"/>
-        </w:rPr>
-        <w:t>, Caddy</w:t>
+        <w:t xml:space="preserve"> Linux, Unix, Mac OSX, Nginx, Cherokee, Apache 2+, HaProxy, Caddy</w:t>
       </w:r>
     </w:p>
     <w:p>
@@ -3226,7 +2554,6 @@
         </w:rPr>
         <w:t xml:space="preserve">       </w:t>
       </w:r>
-      <w:proofErr w:type="spellStart"/>
       <w:r>
         <w:rPr>
           <w:rStyle w:val="None"/>
@@ -3236,7 +2563,6 @@
         </w:rPr>
         <w:t>InfernoJS</w:t>
       </w:r>
-      <w:proofErr w:type="spellEnd"/>
       <w:r>
         <w:rPr>
           <w:rStyle w:val="None"/>
@@ -3380,25 +2706,7 @@
           <w:szCs w:val="20"/>
         </w:rPr>
         <w:tab/>
-        <w:t xml:space="preserve">using the </w:t>
-      </w:r>
-      <w:proofErr w:type="spellStart"/>
-      <w:r>
-        <w:rPr>
-          <w:rStyle w:val="None"/>
-          <w:sz w:val="20"/>
-          <w:szCs w:val="20"/>
-        </w:rPr>
-        <w:t>Luhn</w:t>
-      </w:r>
-      <w:proofErr w:type="spellEnd"/>
-      <w:r>
-        <w:rPr>
-          <w:rStyle w:val="None"/>
-          <w:sz w:val="20"/>
-          <w:szCs w:val="20"/>
-        </w:rPr>
-        <w:t xml:space="preserve"> algorithm. </w:t>
+        <w:t xml:space="preserve">using the Luhn algorithm. </w:t>
       </w:r>
       <w:r>
         <w:rPr>
@@ -3427,7 +2735,6 @@
           <w:szCs w:val="20"/>
         </w:rPr>
       </w:pPr>
-      <w:proofErr w:type="spellStart"/>
       <w:r>
         <w:rPr>
           <w:rStyle w:val="None"/>
@@ -3438,7 +2745,6 @@
         </w:rPr>
         <w:t>SequelizeJS</w:t>
       </w:r>
-      <w:proofErr w:type="spellEnd"/>
       <w:r>
         <w:rPr>
           <w:rStyle w:val="None"/>
@@ -3514,25 +2820,7 @@
           <w:sz w:val="20"/>
           <w:szCs w:val="20"/>
         </w:rPr>
-        <w:t xml:space="preserve"> - </w:t>
-      </w:r>
-      <w:proofErr w:type="spellStart"/>
-      <w:r>
-        <w:rPr>
-          <w:rStyle w:val="None"/>
-          <w:sz w:val="20"/>
-          <w:szCs w:val="20"/>
-        </w:rPr>
-        <w:t>Authorize.net’s</w:t>
-      </w:r>
-      <w:proofErr w:type="spellEnd"/>
-      <w:r>
-        <w:rPr>
-          <w:rStyle w:val="None"/>
-          <w:sz w:val="20"/>
-          <w:szCs w:val="20"/>
-        </w:rPr>
-        <w:t xml:space="preserve"> CIM API in NodeJS. </w:t>
+        <w:t xml:space="preserve"> - Authorize.net’s CIM API in NodeJS. </w:t>
       </w:r>
       <w:r>
         <w:rPr>
@@ -3587,47 +2875,44 @@
         </w:rPr>
         <w:t xml:space="preserve"> </w:t>
       </w:r>
-      <w:proofErr w:type="spellStart"/>
-      <w:r>
-        <w:rPr>
-          <w:rStyle w:val="None"/>
-          <w:sz w:val="20"/>
-          <w:szCs w:val="20"/>
-        </w:rPr>
-        <w:t>Pakt</w:t>
-      </w:r>
-      <w:proofErr w:type="spellEnd"/>
-      <w:r>
-        <w:rPr>
-          <w:rStyle w:val="None"/>
-          <w:sz w:val="20"/>
-          <w:szCs w:val="20"/>
-        </w:rPr>
-        <w:t xml:space="preserve"> Publishing “</w:t>
-      </w:r>
-      <w:r>
-        <w:rPr>
-          <w:sz w:val="20"/>
-          <w:szCs w:val="20"/>
-        </w:rPr>
-        <w:t xml:space="preserve">Supercharging Node.js Applications with </w:t>
-      </w:r>
-      <w:proofErr w:type="spellStart"/>
-      <w:r>
-        <w:rPr>
-          <w:sz w:val="20"/>
-          <w:szCs w:val="20"/>
-        </w:rPr>
-        <w:t>Sequelize</w:t>
-      </w:r>
-      <w:proofErr w:type="spellEnd"/>
-      <w:r>
-        <w:rPr>
-          <w:rStyle w:val="None"/>
-          <w:sz w:val="20"/>
-          <w:szCs w:val="20"/>
-        </w:rPr>
-        <w:t xml:space="preserve">", published 2018 - ISBN13: </w:t>
+      <w:r>
+        <w:rPr>
+          <w:rStyle w:val="None"/>
+          <w:sz w:val="20"/>
+          <w:szCs w:val="20"/>
+        </w:rPr>
+        <w:t>Pakt Publishing “</w:t>
+      </w:r>
+      <w:r>
+        <w:rPr>
+          <w:sz w:val="20"/>
+          <w:szCs w:val="20"/>
+        </w:rPr>
+        <w:t>Supercharging Node.js Applications with Sequelize</w:t>
+      </w:r>
+      <w:r>
+        <w:rPr>
+          <w:rStyle w:val="None"/>
+          <w:sz w:val="20"/>
+          <w:szCs w:val="20"/>
+        </w:rPr>
+        <w:t>", published 20</w:t>
+      </w:r>
+      <w:r>
+        <w:rPr>
+          <w:rStyle w:val="None"/>
+          <w:sz w:val="20"/>
+          <w:szCs w:val="20"/>
+        </w:rPr>
+        <w:t>22</w:t>
+      </w:r>
+      <w:r>
+        <w:rPr>
+          <w:rStyle w:val="None"/>
+          <w:sz w:val="20"/>
+          <w:szCs w:val="20"/>
+        </w:rPr>
+        <w:t xml:space="preserve"> - ISBN13: </w:t>
       </w:r>
       <w:r>
         <w:rPr>
@@ -3665,25 +2950,7 @@
           <w:sz w:val="20"/>
           <w:szCs w:val="20"/>
         </w:rPr>
-        <w:t xml:space="preserve"> - </w:t>
-      </w:r>
-      <w:proofErr w:type="spellStart"/>
-      <w:r>
-        <w:rPr>
-          <w:rStyle w:val="None"/>
-          <w:sz w:val="20"/>
-          <w:szCs w:val="20"/>
-        </w:rPr>
-        <w:t>Pakt</w:t>
-      </w:r>
-      <w:proofErr w:type="spellEnd"/>
-      <w:r>
-        <w:rPr>
-          <w:rStyle w:val="None"/>
-          <w:sz w:val="20"/>
-          <w:szCs w:val="20"/>
-        </w:rPr>
-        <w:t xml:space="preserve"> Publishing “Rust Standard Library Cookbook", published 2018 - ISBN13: </w:t>
+        <w:t xml:space="preserve"> - Pakt Publishing “Rust Standard Library Cookbook", published 2018 - ISBN13: </w:t>
       </w:r>
       <w:r>
         <w:rPr>
@@ -3728,25 +2995,7 @@
           <w:sz w:val="20"/>
           <w:szCs w:val="20"/>
         </w:rPr>
-        <w:t xml:space="preserve"> - </w:t>
-      </w:r>
-      <w:proofErr w:type="spellStart"/>
-      <w:r>
-        <w:rPr>
-          <w:rStyle w:val="None"/>
-          <w:sz w:val="20"/>
-          <w:szCs w:val="20"/>
-        </w:rPr>
-        <w:t>Pakt</w:t>
-      </w:r>
-      <w:proofErr w:type="spellEnd"/>
-      <w:r>
-        <w:rPr>
-          <w:rStyle w:val="None"/>
-          <w:sz w:val="20"/>
-          <w:szCs w:val="20"/>
-        </w:rPr>
-        <w:t xml:space="preserve"> Publishing “Rust High Performance", published 2018 - ISBN13: </w:t>
+        <w:t xml:space="preserve"> - Pakt Publishing “Rust High Performance", published 2018 - ISBN13: </w:t>
       </w:r>
       <w:r>
         <w:rPr>
@@ -3791,25 +3040,7 @@
           <w:sz w:val="20"/>
           <w:szCs w:val="20"/>
         </w:rPr>
-        <w:t xml:space="preserve"> - </w:t>
-      </w:r>
-      <w:proofErr w:type="spellStart"/>
-      <w:r>
-        <w:rPr>
-          <w:rStyle w:val="None"/>
-          <w:sz w:val="20"/>
-          <w:szCs w:val="20"/>
-        </w:rPr>
-        <w:t>Pakt</w:t>
-      </w:r>
-      <w:proofErr w:type="spellEnd"/>
-      <w:r>
-        <w:rPr>
-          <w:rStyle w:val="None"/>
-          <w:sz w:val="20"/>
-          <w:szCs w:val="20"/>
-        </w:rPr>
-        <w:t xml:space="preserve"> Publishing “PostgreSQL Developer’s Guide", published 2015 - ISBN13: </w:t>
+        <w:t xml:space="preserve"> - Pakt Publishing “PostgreSQL Developer’s Guide", published 2015 - ISBN13: </w:t>
       </w:r>
       <w:r>
         <w:rPr>
@@ -3854,43 +3085,7 @@
           <w:sz w:val="20"/>
           <w:szCs w:val="20"/>
         </w:rPr>
-        <w:t xml:space="preserve"> - </w:t>
-      </w:r>
-      <w:proofErr w:type="spellStart"/>
-      <w:r>
-        <w:rPr>
-          <w:rStyle w:val="None"/>
-          <w:sz w:val="20"/>
-          <w:szCs w:val="20"/>
-        </w:rPr>
-        <w:t>Pakt</w:t>
-      </w:r>
-      <w:proofErr w:type="spellEnd"/>
-      <w:r>
-        <w:rPr>
-          <w:rStyle w:val="None"/>
-          <w:sz w:val="20"/>
-          <w:szCs w:val="20"/>
-        </w:rPr>
-        <w:t xml:space="preserve"> Publishing “</w:t>
-      </w:r>
-      <w:proofErr w:type="spellStart"/>
-      <w:r>
-        <w:rPr>
-          <w:rStyle w:val="None"/>
-          <w:sz w:val="20"/>
-          <w:szCs w:val="20"/>
-        </w:rPr>
-        <w:t>PostgresSQL</w:t>
-      </w:r>
-      <w:proofErr w:type="spellEnd"/>
-      <w:r>
-        <w:rPr>
-          <w:rStyle w:val="None"/>
-          <w:sz w:val="20"/>
-          <w:szCs w:val="20"/>
-        </w:rPr>
-        <w:t xml:space="preserve"> 9.6 High Performance 2nd Edition” - ISBN13: </w:t>
+        <w:t xml:space="preserve"> - Pakt Publishing “PostgresSQL 9.6 High Performance 2nd Edition” - ISBN13: </w:t>
       </w:r>
       <w:r>
         <w:rPr>
@@ -3930,25 +3125,7 @@
           <w:sz w:val="20"/>
           <w:szCs w:val="20"/>
         </w:rPr>
-        <w:t xml:space="preserve"> - </w:t>
-      </w:r>
-      <w:proofErr w:type="spellStart"/>
-      <w:r>
-        <w:rPr>
-          <w:rStyle w:val="None"/>
-          <w:sz w:val="20"/>
-          <w:szCs w:val="20"/>
-        </w:rPr>
-        <w:t>Pakt</w:t>
-      </w:r>
-      <w:proofErr w:type="spellEnd"/>
-      <w:r>
-        <w:rPr>
-          <w:rStyle w:val="None"/>
-          <w:sz w:val="20"/>
-          <w:szCs w:val="20"/>
-        </w:rPr>
-        <w:t xml:space="preserve"> Publishing “Rust Programming </w:t>
+        <w:t xml:space="preserve"> - Pakt Publishing “Rust Programming </w:t>
       </w:r>
       <w:r>
         <w:rPr>
@@ -4370,7 +3547,7 @@
   <w:num w:numId="3" w16cid:durableId="1243566223">
     <w:abstractNumId w:val="1"/>
     <w:lvlOverride w:ilvl="0">
-      <w:lvl w:ilvl="0" w:tplc="072EB4B4">
+      <w:lvl w:ilvl="0" w:tplc="197E72BC">
         <w:start w:val="1"/>
         <w:numFmt w:val="bullet"/>
         <w:lvlText w:val="■"/>
@@ -4402,7 +3579,7 @@
       </w:lvl>
     </w:lvlOverride>
     <w:lvlOverride w:ilvl="1">
-      <w:lvl w:ilvl="1" w:tplc="EA7C5F94">
+      <w:lvl w:ilvl="1" w:tplc="20862D8C">
         <w:start w:val="1"/>
         <w:numFmt w:val="bullet"/>
         <w:suff w:val="nothing"/>
@@ -4435,7 +3612,7 @@
       </w:lvl>
     </w:lvlOverride>
     <w:lvlOverride w:ilvl="2">
-      <w:lvl w:ilvl="2" w:tplc="3282F4BE">
+      <w:lvl w:ilvl="2" w:tplc="9AB69E8C">
         <w:start w:val="1"/>
         <w:numFmt w:val="bullet"/>
         <w:suff w:val="nothing"/>
@@ -4468,7 +3645,7 @@
       </w:lvl>
     </w:lvlOverride>
     <w:lvlOverride w:ilvl="3">
-      <w:lvl w:ilvl="3" w:tplc="AF86170C">
+      <w:lvl w:ilvl="3" w:tplc="FFCCF142">
         <w:start w:val="1"/>
         <w:numFmt w:val="bullet"/>
         <w:suff w:val="nothing"/>
@@ -4501,7 +3678,7 @@
       </w:lvl>
     </w:lvlOverride>
     <w:lvlOverride w:ilvl="4">
-      <w:lvl w:ilvl="4" w:tplc="A882FCC0">
+      <w:lvl w:ilvl="4" w:tplc="21260A74">
         <w:start w:val="1"/>
         <w:numFmt w:val="bullet"/>
         <w:suff w:val="nothing"/>
@@ -4534,7 +3711,7 @@
       </w:lvl>
     </w:lvlOverride>
     <w:lvlOverride w:ilvl="5">
-      <w:lvl w:ilvl="5" w:tplc="EC5ACFA4">
+      <w:lvl w:ilvl="5" w:tplc="7ACEC8E4">
         <w:start w:val="1"/>
         <w:numFmt w:val="bullet"/>
         <w:suff w:val="nothing"/>
@@ -4567,7 +3744,7 @@
       </w:lvl>
     </w:lvlOverride>
     <w:lvlOverride w:ilvl="6">
-      <w:lvl w:ilvl="6" w:tplc="517C9960">
+      <w:lvl w:ilvl="6" w:tplc="883279E8">
         <w:start w:val="1"/>
         <w:numFmt w:val="bullet"/>
         <w:suff w:val="nothing"/>
@@ -4600,7 +3777,7 @@
       </w:lvl>
     </w:lvlOverride>
     <w:lvlOverride w:ilvl="7">
-      <w:lvl w:ilvl="7" w:tplc="8D9AAF28">
+      <w:lvl w:ilvl="7" w:tplc="229AC516">
         <w:start w:val="1"/>
         <w:numFmt w:val="bullet"/>
         <w:suff w:val="nothing"/>
@@ -4633,7 +3810,7 @@
       </w:lvl>
     </w:lvlOverride>
     <w:lvlOverride w:ilvl="8">
-      <w:lvl w:ilvl="8" w:tplc="FC667148">
+      <w:lvl w:ilvl="8" w:tplc="8F507958">
         <w:start w:val="1"/>
         <w:numFmt w:val="bullet"/>
         <w:suff w:val="nothing"/>
@@ -5102,6 +4279,7 @@
   <w:style w:type="character" w:default="1" w:styleId="DefaultParagraphFont">
     <w:name w:val="Default Paragraph Font"/>
     <w:uiPriority w:val="1"/>
+    <w:semiHidden/>
     <w:unhideWhenUsed/>
   </w:style>
   <w:style w:type="table" w:default="1" w:styleId="TableNormal">

--- a/assets/Resume-2025.docx
+++ b/assets/Resume-2025.docx
@@ -102,15 +102,6 @@
                 <w:szCs w:val="20"/>
               </w:rPr>
               <w:br/>
-            </w:r>
-            <w:r>
-              <w:rPr>
-                <w:b/>
-                <w:bCs/>
-                <w:sz w:val="20"/>
-                <w:szCs w:val="20"/>
-              </w:rPr>
-              <w:t xml:space="preserve">(954) 240-4557 | </w:t>
             </w:r>
             <w:hyperlink r:id="rId7" w:history="1">
               <w:r>
@@ -249,21 +240,13 @@
         <w:pStyle w:val="BodyA"/>
         <w:rPr>
           <w:rStyle w:val="None"/>
-          <w:sz w:val="20"/>
-          <w:szCs w:val="20"/>
-        </w:rPr>
-      </w:pPr>
-      <w:r>
-        <w:rPr>
-          <w:rStyle w:val="None"/>
           <w:b/>
           <w:bCs/>
           <w:sz w:val="20"/>
           <w:szCs w:val="20"/>
           <w:lang w:val="de-DE"/>
         </w:rPr>
-        <w:t>PROFESSIONAL EXPERIENCE</w:t>
-      </w:r>
+      </w:pPr>
       <w:r>
         <w:rPr>
           <w:rStyle w:val="None"/>
@@ -273,8 +256,18 @@
           <w:szCs w:val="20"/>
           <w:lang w:val="de-DE"/>
         </w:rPr>
-        <w:br/>
-      </w:r>
+        <w:t>PROFESSIONAL EXPERIENCE</w:t>
+      </w:r>
+    </w:p>
+    <w:p>
+      <w:pPr>
+        <w:pStyle w:val="BodyA"/>
+        <w:rPr>
+          <w:rStyle w:val="None"/>
+          <w:sz w:val="20"/>
+          <w:szCs w:val="20"/>
+        </w:rPr>
+      </w:pPr>
       <w:r>
         <w:rPr>
           <w:rStyle w:val="None"/>
@@ -283,46 +276,9 @@
           <w:sz w:val="20"/>
           <w:szCs w:val="20"/>
         </w:rPr>
-        <w:t xml:space="preserve">       LoyalLink</w:t>
-      </w:r>
-      <w:r>
-        <w:rPr>
-          <w:rStyle w:val="None"/>
-          <w:sz w:val="20"/>
-          <w:szCs w:val="20"/>
-        </w:rPr>
-        <w:t xml:space="preserve"> | Gainesville, FL (remote)</w:t>
-      </w:r>
-    </w:p>
-    <w:p>
-      <w:pPr>
-        <w:pStyle w:val="BodyA"/>
-        <w:rPr>
-          <w:rStyle w:val="None"/>
-          <w:sz w:val="20"/>
-          <w:szCs w:val="20"/>
-        </w:rPr>
-      </w:pPr>
-      <w:r>
-        <w:rPr>
-          <w:rStyle w:val="None"/>
-          <w:sz w:val="20"/>
-          <w:szCs w:val="20"/>
-        </w:rPr>
-        <w:t xml:space="preserve">       2</w:t>
-      </w:r>
-      <w:r>
-        <w:rPr>
-          <w:rStyle w:val="None"/>
-          <w:sz w:val="20"/>
-          <w:szCs w:val="20"/>
-        </w:rPr>
-        <w:t>023 - current</w:t>
-      </w:r>
-    </w:p>
-    <w:p>
-      <w:pPr>
-        <w:pStyle w:val="BodyA"/>
+        <w:t xml:space="preserve">       </w:t>
+      </w:r>
+      <w:r>
         <w:rPr>
           <w:rStyle w:val="None"/>
           <w:b/>
@@ -330,8 +286,54 @@
           <w:sz w:val="20"/>
           <w:szCs w:val="20"/>
         </w:rPr>
-      </w:pPr>
-      <w:r>
+        <w:t>Civic-Chain</w:t>
+      </w:r>
+      <w:r>
+        <w:rPr>
+          <w:rStyle w:val="None"/>
+          <w:sz w:val="20"/>
+          <w:szCs w:val="20"/>
+        </w:rPr>
+        <w:t xml:space="preserve"> | Gainesville, FL (remote)</w:t>
+      </w:r>
+    </w:p>
+    <w:p>
+      <w:pPr>
+        <w:pStyle w:val="BodyA"/>
+        <w:rPr>
+          <w:rStyle w:val="None"/>
+          <w:sz w:val="20"/>
+          <w:szCs w:val="20"/>
+        </w:rPr>
+      </w:pPr>
+      <w:r>
+        <w:rPr>
+          <w:rStyle w:val="None"/>
+          <w:sz w:val="20"/>
+          <w:szCs w:val="20"/>
+        </w:rPr>
+        <w:t xml:space="preserve">       202</w:t>
+      </w:r>
+      <w:r>
+        <w:rPr>
+          <w:rStyle w:val="None"/>
+          <w:sz w:val="20"/>
+          <w:szCs w:val="20"/>
+        </w:rPr>
+        <w:t>6</w:t>
+      </w:r>
+      <w:r>
+        <w:rPr>
+          <w:rStyle w:val="None"/>
+          <w:sz w:val="20"/>
+          <w:szCs w:val="20"/>
+        </w:rPr>
+        <w:t xml:space="preserve"> - current</w:t>
+      </w:r>
+    </w:p>
+    <w:p>
+      <w:pPr>
+        <w:pStyle w:val="BodyA"/>
         <w:rPr>
           <w:rStyle w:val="None"/>
           <w:b/>
@@ -339,8 +341,7 @@
           <w:sz w:val="20"/>
           <w:szCs w:val="20"/>
         </w:rPr>
-        <w:t xml:space="preserve">       </w:t>
-      </w:r>
+      </w:pPr>
       <w:r>
         <w:rPr>
           <w:rStyle w:val="None"/>
@@ -349,7 +350,17 @@
           <w:sz w:val="20"/>
           <w:szCs w:val="20"/>
         </w:rPr>
-        <w:t>Infrastructure Director</w:t>
+        <w:t xml:space="preserve">       </w:t>
+      </w:r>
+      <w:r>
+        <w:rPr>
+          <w:rStyle w:val="None"/>
+          <w:b/>
+          <w:bCs/>
+          <w:sz w:val="20"/>
+          <w:szCs w:val="20"/>
+        </w:rPr>
+        <w:t>CTO &amp; Co-Founder</w:t>
       </w:r>
     </w:p>
     <w:p>
@@ -369,28 +380,7 @@
           <w:sz w:val="20"/>
           <w:szCs w:val="20"/>
         </w:rPr>
-        <w:t xml:space="preserve">Architected auto-scaling infrastructure on AWS capable of handling 10x traffic spikes during major on-sale events, reducing page load times by </w:t>
-      </w:r>
-      <w:r>
-        <w:rPr>
-          <w:sz w:val="20"/>
-          <w:szCs w:val="20"/>
-        </w:rPr>
-        <w:t>3</w:t>
-      </w:r>
-      <w:r>
-        <w:rPr>
-          <w:sz w:val="20"/>
-          <w:szCs w:val="20"/>
-        </w:rPr>
-        <w:t>0%</w:t>
-      </w:r>
-      <w:r>
-        <w:rPr>
-          <w:sz w:val="20"/>
-          <w:szCs w:val="20"/>
-        </w:rPr>
-        <w:t>.</w:t>
+        <w:t>Infrastructure design and implementation following FIPS, SOC-II, and NIST SP 800-57 guidelines.</w:t>
       </w:r>
     </w:p>
     <w:p>
@@ -410,42 +400,7 @@
           <w:sz w:val="20"/>
           <w:szCs w:val="20"/>
         </w:rPr>
-        <w:t xml:space="preserve">Built infrastructure-as-code using Terraform and </w:t>
-      </w:r>
-      <w:r>
-        <w:rPr>
-          <w:sz w:val="20"/>
-          <w:szCs w:val="20"/>
-        </w:rPr>
-        <w:t>Terragrunt</w:t>
-      </w:r>
-      <w:r>
-        <w:rPr>
-          <w:sz w:val="20"/>
-          <w:szCs w:val="20"/>
-        </w:rPr>
-        <w:t xml:space="preserve">, reducing environment provisioning time from days to under </w:t>
-      </w:r>
-      <w:r>
-        <w:rPr>
-          <w:sz w:val="20"/>
-          <w:szCs w:val="20"/>
-        </w:rPr>
-        <w:t>3</w:t>
-      </w:r>
-      <w:r>
-        <w:rPr>
-          <w:sz w:val="20"/>
-          <w:szCs w:val="20"/>
-        </w:rPr>
-        <w:t>0 minutes</w:t>
-      </w:r>
-      <w:r>
-        <w:rPr>
-          <w:sz w:val="20"/>
-          <w:szCs w:val="20"/>
-        </w:rPr>
-        <w:t>.</w:t>
+        <w:t>Design and implemented solicitation and proposal procurement process and procedures.</w:t>
       </w:r>
     </w:p>
     <w:p>
@@ -465,28 +420,111 @@
           <w:sz w:val="20"/>
           <w:szCs w:val="20"/>
         </w:rPr>
-        <w:t xml:space="preserve">Developed CI/CD pipelines using </w:t>
-      </w:r>
-      <w:r>
-        <w:rPr>
-          <w:sz w:val="20"/>
-          <w:szCs w:val="20"/>
-        </w:rPr>
-        <w:t xml:space="preserve">GitHub Actions </w:t>
-      </w:r>
-      <w:r>
-        <w:rPr>
-          <w:sz w:val="20"/>
-          <w:szCs w:val="20"/>
-        </w:rPr>
-        <w:t>CI that enabled 50+ daily deployments with zero-downtime releases</w:t>
-      </w:r>
-      <w:r>
-        <w:rPr>
-          <w:sz w:val="20"/>
-          <w:szCs w:val="20"/>
-        </w:rPr>
-        <w:t>.</w:t>
+        <w:t>Implemented</w:t>
+      </w:r>
+      <w:r>
+        <w:rPr>
+          <w:sz w:val="20"/>
+          <w:szCs w:val="20"/>
+        </w:rPr>
+        <w:t xml:space="preserve"> support for multiple stablecoins and FedNow ramps.</w:t>
+      </w:r>
+    </w:p>
+    <w:p>
+      <w:pPr>
+        <w:pStyle w:val="BodyA"/>
+        <w:rPr>
+          <w:rStyle w:val="None"/>
+          <w:sz w:val="20"/>
+          <w:szCs w:val="20"/>
+        </w:rPr>
+      </w:pPr>
+      <w:r>
+        <w:rPr>
+          <w:rStyle w:val="None"/>
+          <w:b/>
+          <w:bCs/>
+          <w:sz w:val="20"/>
+          <w:szCs w:val="20"/>
+          <w:lang w:val="de-DE"/>
+        </w:rPr>
+        <w:br/>
+      </w:r>
+      <w:r>
+        <w:rPr>
+          <w:rStyle w:val="None"/>
+          <w:b/>
+          <w:bCs/>
+          <w:sz w:val="20"/>
+          <w:szCs w:val="20"/>
+        </w:rPr>
+        <w:t xml:space="preserve">       LoyalLink</w:t>
+      </w:r>
+      <w:r>
+        <w:rPr>
+          <w:rStyle w:val="None"/>
+          <w:sz w:val="20"/>
+          <w:szCs w:val="20"/>
+        </w:rPr>
+        <w:t xml:space="preserve"> | Gainesville, FL (remote)</w:t>
+      </w:r>
+    </w:p>
+    <w:p>
+      <w:pPr>
+        <w:pStyle w:val="BodyA"/>
+        <w:rPr>
+          <w:rStyle w:val="None"/>
+          <w:sz w:val="20"/>
+          <w:szCs w:val="20"/>
+        </w:rPr>
+      </w:pPr>
+      <w:r>
+        <w:rPr>
+          <w:rStyle w:val="None"/>
+          <w:sz w:val="20"/>
+          <w:szCs w:val="20"/>
+        </w:rPr>
+        <w:t xml:space="preserve">       2</w:t>
+      </w:r>
+      <w:r>
+        <w:rPr>
+          <w:rStyle w:val="None"/>
+          <w:sz w:val="20"/>
+          <w:szCs w:val="20"/>
+        </w:rPr>
+        <w:t>023 - current</w:t>
+      </w:r>
+    </w:p>
+    <w:p>
+      <w:pPr>
+        <w:pStyle w:val="BodyA"/>
+        <w:rPr>
+          <w:rStyle w:val="None"/>
+          <w:b/>
+          <w:bCs/>
+          <w:sz w:val="20"/>
+          <w:szCs w:val="20"/>
+        </w:rPr>
+      </w:pPr>
+      <w:r>
+        <w:rPr>
+          <w:rStyle w:val="None"/>
+          <w:b/>
+          <w:bCs/>
+          <w:sz w:val="20"/>
+          <w:szCs w:val="20"/>
+        </w:rPr>
+        <w:t xml:space="preserve">       </w:t>
+      </w:r>
+      <w:r>
+        <w:rPr>
+          <w:rStyle w:val="None"/>
+          <w:b/>
+          <w:bCs/>
+          <w:sz w:val="20"/>
+          <w:szCs w:val="20"/>
+        </w:rPr>
+        <w:t>Infrastructure Director</w:t>
       </w:r>
     </w:p>
     <w:p>
@@ -506,21 +544,21 @@
           <w:sz w:val="20"/>
           <w:szCs w:val="20"/>
         </w:rPr>
-        <w:t>Automated infrastructure testing and security scanning, catching 8</w:t>
-      </w:r>
-      <w:r>
-        <w:rPr>
-          <w:sz w:val="20"/>
-          <w:szCs w:val="20"/>
-        </w:rPr>
-        <w:t>0</w:t>
-      </w:r>
-      <w:r>
-        <w:rPr>
-          <w:sz w:val="20"/>
-          <w:szCs w:val="20"/>
-        </w:rPr>
-        <w:t>% of configuration issues before production</w:t>
+        <w:t xml:space="preserve">Architected auto-scaling infrastructure on AWS capable of handling 10x traffic spikes during major on-sale events, reducing page load times by </w:t>
+      </w:r>
+      <w:r>
+        <w:rPr>
+          <w:sz w:val="20"/>
+          <w:szCs w:val="20"/>
+        </w:rPr>
+        <w:t>3</w:t>
+      </w:r>
+      <w:r>
+        <w:rPr>
+          <w:sz w:val="20"/>
+          <w:szCs w:val="20"/>
+        </w:rPr>
+        <w:t>0%</w:t>
       </w:r>
       <w:r>
         <w:rPr>
@@ -528,103 +566,6 @@
           <w:szCs w:val="20"/>
         </w:rPr>
         <w:t>.</w:t>
-      </w:r>
-    </w:p>
-    <w:p>
-      <w:pPr>
-        <w:pStyle w:val="BodyA"/>
-        <w:rPr>
-          <w:sz w:val="20"/>
-          <w:szCs w:val="20"/>
-        </w:rPr>
-      </w:pPr>
-    </w:p>
-    <w:p>
-      <w:pPr>
-        <w:pStyle w:val="BodyA"/>
-        <w:rPr>
-          <w:rStyle w:val="None"/>
-          <w:sz w:val="20"/>
-          <w:szCs w:val="20"/>
-        </w:rPr>
-      </w:pPr>
-      <w:r>
-        <w:rPr>
-          <w:rStyle w:val="None"/>
-          <w:b/>
-          <w:bCs/>
-          <w:sz w:val="20"/>
-          <w:szCs w:val="20"/>
-        </w:rPr>
-        <w:t xml:space="preserve">       </w:t>
-      </w:r>
-      <w:r>
-        <w:rPr>
-          <w:rStyle w:val="None"/>
-          <w:b/>
-          <w:bCs/>
-          <w:sz w:val="20"/>
-          <w:szCs w:val="20"/>
-        </w:rPr>
-        <w:t>Genesis Volatility</w:t>
-      </w:r>
-      <w:r>
-        <w:rPr>
-          <w:rStyle w:val="None"/>
-          <w:sz w:val="20"/>
-          <w:szCs w:val="20"/>
-        </w:rPr>
-        <w:t xml:space="preserve"> | Gainesville, FL (remote)</w:t>
-      </w:r>
-    </w:p>
-    <w:p>
-      <w:pPr>
-        <w:pStyle w:val="BodyA"/>
-        <w:rPr>
-          <w:rStyle w:val="None"/>
-          <w:sz w:val="20"/>
-          <w:szCs w:val="20"/>
-        </w:rPr>
-      </w:pPr>
-      <w:r>
-        <w:rPr>
-          <w:rStyle w:val="None"/>
-          <w:sz w:val="20"/>
-          <w:szCs w:val="20"/>
-        </w:rPr>
-        <w:t xml:space="preserve">       2018 - 2023</w:t>
-      </w:r>
-    </w:p>
-    <w:p>
-      <w:pPr>
-        <w:pStyle w:val="BodyA"/>
-        <w:rPr>
-          <w:rStyle w:val="None"/>
-          <w:b/>
-          <w:bCs/>
-          <w:sz w:val="20"/>
-          <w:szCs w:val="20"/>
-        </w:rPr>
-      </w:pPr>
-      <w:r>
-        <w:rPr>
-          <w:rStyle w:val="None"/>
-          <w:b/>
-          <w:bCs/>
-          <w:sz w:val="20"/>
-          <w:szCs w:val="20"/>
-        </w:rPr>
-        <w:t xml:space="preserve">       </w:t>
-      </w:r>
-      <w:r>
-        <w:rPr>
-          <w:rStyle w:val="None"/>
-          <w:b/>
-          <w:bCs/>
-          <w:sz w:val="20"/>
-          <w:szCs w:val="20"/>
-        </w:rPr>
-        <w:t>CTO</w:t>
       </w:r>
     </w:p>
     <w:p>
@@ -644,21 +585,35 @@
           <w:sz w:val="20"/>
           <w:szCs w:val="20"/>
         </w:rPr>
-        <w:t>Designed fault-tolerant matching engine architecture achieving 99.99% uptime across</w:t>
-      </w:r>
-      <w:r>
-        <w:rPr>
-          <w:sz w:val="20"/>
-          <w:szCs w:val="20"/>
-        </w:rPr>
-        <w:br/>
-      </w:r>
-      <w:r>
-        <w:rPr>
-          <w:sz w:val="20"/>
-          <w:szCs w:val="20"/>
-        </w:rPr>
-        <w:t>perpetual futures, options, and structured products</w:t>
+        <w:t xml:space="preserve">Built infrastructure-as-code using Terraform and </w:t>
+      </w:r>
+      <w:r>
+        <w:rPr>
+          <w:sz w:val="20"/>
+          <w:szCs w:val="20"/>
+        </w:rPr>
+        <w:t>Terragrunt</w:t>
+      </w:r>
+      <w:r>
+        <w:rPr>
+          <w:sz w:val="20"/>
+          <w:szCs w:val="20"/>
+        </w:rPr>
+        <w:t xml:space="preserve">, reducing environment provisioning time from days to under </w:t>
+      </w:r>
+      <w:r>
+        <w:rPr>
+          <w:sz w:val="20"/>
+          <w:szCs w:val="20"/>
+        </w:rPr>
+        <w:t>3</w:t>
+      </w:r>
+      <w:r>
+        <w:rPr>
+          <w:sz w:val="20"/>
+          <w:szCs w:val="20"/>
+        </w:rPr>
+        <w:t>0 minutes</w:t>
       </w:r>
       <w:r>
         <w:rPr>
@@ -685,21 +640,21 @@
           <w:sz w:val="20"/>
           <w:szCs w:val="20"/>
         </w:rPr>
-        <w:t>Built real-time Greeks calculation engine (delta, gamma, vega, theta</w:t>
-      </w:r>
-      <w:r>
-        <w:rPr>
-          <w:sz w:val="20"/>
-          <w:szCs w:val="20"/>
-        </w:rPr>
-        <w:t>, rho</w:t>
-      </w:r>
-      <w:r>
-        <w:rPr>
-          <w:sz w:val="20"/>
-          <w:szCs w:val="20"/>
-        </w:rPr>
-        <w:t>) enabling dynamic hedging for market makers</w:t>
+        <w:t xml:space="preserve">Developed CI/CD pipelines using </w:t>
+      </w:r>
+      <w:r>
+        <w:rPr>
+          <w:sz w:val="20"/>
+          <w:szCs w:val="20"/>
+        </w:rPr>
+        <w:t xml:space="preserve">GitHub Actions </w:t>
+      </w:r>
+      <w:r>
+        <w:rPr>
+          <w:sz w:val="20"/>
+          <w:szCs w:val="20"/>
+        </w:rPr>
+        <w:t>CI that enabled 50+ daily deployments with zero-downtime releases</w:t>
       </w:r>
       <w:r>
         <w:rPr>
@@ -726,21 +681,21 @@
           <w:sz w:val="20"/>
           <w:szCs w:val="20"/>
         </w:rPr>
-        <w:t xml:space="preserve">Architected and scaled a high-performance derivatives </w:t>
-      </w:r>
-      <w:r>
-        <w:rPr>
-          <w:sz w:val="20"/>
-          <w:szCs w:val="20"/>
-        </w:rPr>
-        <w:t>analysis</w:t>
-      </w:r>
-      <w:r>
-        <w:rPr>
-          <w:sz w:val="20"/>
-          <w:szCs w:val="20"/>
-        </w:rPr>
-        <w:t xml:space="preserve"> engine processing 500K+ orders per second with sub-millisecond latency</w:t>
+        <w:t>Automated infrastructure testing and security scanning, catching 8</w:t>
+      </w:r>
+      <w:r>
+        <w:rPr>
+          <w:sz w:val="20"/>
+          <w:szCs w:val="20"/>
+        </w:rPr>
+        <w:t>0</w:t>
+      </w:r>
+      <w:r>
+        <w:rPr>
+          <w:sz w:val="20"/>
+          <w:szCs w:val="20"/>
+        </w:rPr>
+        <w:t>% of configuration issues before production</w:t>
       </w:r>
       <w:r>
         <w:rPr>
@@ -748,6 +703,113 @@
           <w:szCs w:val="20"/>
         </w:rPr>
         <w:t>.</w:t>
+      </w:r>
+    </w:p>
+    <w:p>
+      <w:pPr>
+        <w:pStyle w:val="BodyA"/>
+        <w:rPr>
+          <w:sz w:val="20"/>
+          <w:szCs w:val="20"/>
+        </w:rPr>
+      </w:pPr>
+    </w:p>
+    <w:p>
+      <w:pPr>
+        <w:pStyle w:val="BodyA"/>
+        <w:rPr>
+          <w:rStyle w:val="None"/>
+          <w:sz w:val="20"/>
+          <w:szCs w:val="20"/>
+        </w:rPr>
+      </w:pPr>
+      <w:r>
+        <w:rPr>
+          <w:rStyle w:val="None"/>
+          <w:b/>
+          <w:bCs/>
+          <w:sz w:val="20"/>
+          <w:szCs w:val="20"/>
+        </w:rPr>
+        <w:t xml:space="preserve">       </w:t>
+      </w:r>
+      <w:r>
+        <w:rPr>
+          <w:rStyle w:val="None"/>
+          <w:b/>
+          <w:bCs/>
+          <w:sz w:val="20"/>
+          <w:szCs w:val="20"/>
+        </w:rPr>
+        <w:t>Genesis Volatility</w:t>
+      </w:r>
+      <w:r>
+        <w:rPr>
+          <w:rStyle w:val="None"/>
+          <w:sz w:val="20"/>
+          <w:szCs w:val="20"/>
+        </w:rPr>
+        <w:t xml:space="preserve"> | Gainesville, FL (remote)</w:t>
+      </w:r>
+    </w:p>
+    <w:p>
+      <w:pPr>
+        <w:pStyle w:val="BodyA"/>
+        <w:rPr>
+          <w:rStyle w:val="None"/>
+          <w:sz w:val="20"/>
+          <w:szCs w:val="20"/>
+        </w:rPr>
+      </w:pPr>
+      <w:r>
+        <w:rPr>
+          <w:rStyle w:val="None"/>
+          <w:sz w:val="20"/>
+          <w:szCs w:val="20"/>
+        </w:rPr>
+        <w:t xml:space="preserve">       2018 - 2023</w:t>
+      </w:r>
+    </w:p>
+    <w:p>
+      <w:pPr>
+        <w:pStyle w:val="BodyA"/>
+        <w:rPr>
+          <w:rStyle w:val="None"/>
+          <w:b/>
+          <w:bCs/>
+          <w:sz w:val="20"/>
+          <w:szCs w:val="20"/>
+        </w:rPr>
+      </w:pPr>
+      <w:r>
+        <w:rPr>
+          <w:rStyle w:val="None"/>
+          <w:b/>
+          <w:bCs/>
+          <w:sz w:val="20"/>
+          <w:szCs w:val="20"/>
+        </w:rPr>
+        <w:t xml:space="preserve">       </w:t>
+      </w:r>
+      <w:r>
+        <w:rPr>
+          <w:rStyle w:val="None"/>
+          <w:b/>
+          <w:bCs/>
+          <w:sz w:val="20"/>
+          <w:szCs w:val="20"/>
+        </w:rPr>
+        <w:t>CTO</w:t>
+      </w:r>
+      <w:r>
+        <w:rPr>
+          <w:rStyle w:val="None"/>
+          <w:b/>
+          <w:bCs/>
+          <w:sz w:val="20"/>
+          <w:szCs w:val="20"/>
+        </w:rPr>
+        <w:t xml:space="preserve"> &amp; Co-Founder</w:t>
       </w:r>
     </w:p>
     <w:p>
@@ -758,132 +820,37 @@
           <w:numId w:val="2"/>
         </w:numPr>
         <w:rPr>
-          <w:rStyle w:val="None"/>
-          <w:sz w:val="20"/>
-          <w:szCs w:val="20"/>
-        </w:rPr>
-      </w:pPr>
-      <w:r>
-        <w:rPr>
-          <w:rStyle w:val="None"/>
-          <w:sz w:val="20"/>
-          <w:szCs w:val="20"/>
-        </w:rPr>
-        <w:t>Performed DevOps tasks (with Terraform and Saltstack) under AWS. Maintained logs,</w:t>
-      </w:r>
-      <w:r>
-        <w:rPr>
-          <w:rStyle w:val="None"/>
+          <w:sz w:val="20"/>
+          <w:szCs w:val="20"/>
+        </w:rPr>
+      </w:pPr>
+      <w:r>
+        <w:rPr>
+          <w:sz w:val="20"/>
+          <w:szCs w:val="20"/>
+        </w:rPr>
+        <w:t>Designed fault-tolerant matching engine architecture achieving 99.99% uptime across</w:t>
+      </w:r>
+      <w:r>
+        <w:rPr>
           <w:sz w:val="20"/>
           <w:szCs w:val="20"/>
         </w:rPr>
         <w:br/>
-        <w:t>servers, and managed billing requirements.</w:t>
-      </w:r>
-    </w:p>
-    <w:p>
-      <w:pPr>
-        <w:pStyle w:val="BodyA"/>
-        <w:rPr>
-          <w:sz w:val="20"/>
-          <w:szCs w:val="20"/>
-        </w:rPr>
-      </w:pPr>
-    </w:p>
-    <w:p>
-      <w:pPr>
-        <w:pStyle w:val="BodyA"/>
-        <w:rPr>
-          <w:rStyle w:val="None"/>
-          <w:sz w:val="20"/>
-          <w:szCs w:val="20"/>
-        </w:rPr>
-      </w:pPr>
-      <w:r>
-        <w:rPr>
-          <w:rStyle w:val="None"/>
-          <w:b/>
-          <w:bCs/>
-          <w:sz w:val="20"/>
-          <w:szCs w:val="20"/>
-        </w:rPr>
-        <w:t xml:space="preserve">       FRST.io</w:t>
-      </w:r>
-      <w:r>
-        <w:rPr>
-          <w:rStyle w:val="None"/>
-          <w:sz w:val="20"/>
-          <w:szCs w:val="20"/>
-        </w:rPr>
-        <w:t xml:space="preserve"> | Gainesville, FL (remote)</w:t>
-      </w:r>
-    </w:p>
-    <w:p>
-      <w:pPr>
-        <w:pStyle w:val="BodyA"/>
-        <w:rPr>
-          <w:rStyle w:val="None"/>
-          <w:sz w:val="20"/>
-          <w:szCs w:val="20"/>
-        </w:rPr>
-      </w:pPr>
-      <w:r>
-        <w:rPr>
-          <w:rStyle w:val="None"/>
-          <w:sz w:val="20"/>
-          <w:szCs w:val="20"/>
-        </w:rPr>
-        <w:t xml:space="preserve">       2018 </w:t>
-      </w:r>
-      <w:r>
-        <w:rPr>
-          <w:rStyle w:val="None"/>
-          <w:sz w:val="20"/>
-          <w:szCs w:val="20"/>
-        </w:rPr>
-        <w:t>- 2020</w:t>
-      </w:r>
-    </w:p>
-    <w:p>
-      <w:pPr>
-        <w:pStyle w:val="BodyA"/>
-        <w:rPr>
-          <w:rStyle w:val="None"/>
-          <w:b/>
-          <w:bCs/>
-          <w:sz w:val="20"/>
-          <w:szCs w:val="20"/>
-        </w:rPr>
-      </w:pPr>
-      <w:r>
-        <w:rPr>
-          <w:rStyle w:val="None"/>
-          <w:b/>
-          <w:bCs/>
-          <w:sz w:val="20"/>
-          <w:szCs w:val="20"/>
-        </w:rPr>
-        <w:t xml:space="preserve">       </w:t>
-      </w:r>
-      <w:r>
-        <w:rPr>
-          <w:rStyle w:val="None"/>
-          <w:b/>
-          <w:bCs/>
-          <w:sz w:val="20"/>
-          <w:szCs w:val="20"/>
-        </w:rPr>
-        <w:t xml:space="preserve">Principal </w:t>
-      </w:r>
-      <w:r>
-        <w:rPr>
-          <w:rStyle w:val="None"/>
-          <w:b/>
-          <w:bCs/>
-          <w:sz w:val="20"/>
-          <w:szCs w:val="20"/>
-        </w:rPr>
-        <w:t>Developer</w:t>
+      </w:r>
+      <w:r>
+        <w:rPr>
+          <w:sz w:val="20"/>
+          <w:szCs w:val="20"/>
+        </w:rPr>
+        <w:t>perpetual futures, options, and structured products</w:t>
+      </w:r>
+      <w:r>
+        <w:rPr>
+          <w:sz w:val="20"/>
+          <w:szCs w:val="20"/>
+        </w:rPr>
+        <w:t>.</w:t>
       </w:r>
     </w:p>
     <w:p>
@@ -900,31 +867,27 @@
       </w:pPr>
       <w:r>
         <w:rPr>
-          <w:rStyle w:val="None"/>
-          <w:sz w:val="20"/>
-          <w:szCs w:val="20"/>
-        </w:rPr>
-        <w:t xml:space="preserve">Maintained an infrastructure (go </w:t>
-      </w:r>
-      <w:r>
-        <w:rPr>
-          <w:rStyle w:val="None"/>
-          <w:sz w:val="20"/>
-          <w:szCs w:val="20"/>
-        </w:rPr>
-        <w:t>and</w:t>
-      </w:r>
-      <w:r>
-        <w:rPr>
-          <w:rStyle w:val="None"/>
-          <w:sz w:val="20"/>
-          <w:szCs w:val="20"/>
-        </w:rPr>
-        <w:t xml:space="preserve"> rust) for processing real time market data from over 10 exchanges including 900+ markets with a 99.9% SLA</w:t>
-      </w:r>
-      <w:r>
-        <w:rPr>
-          <w:rStyle w:val="None"/>
+          <w:sz w:val="20"/>
+          <w:szCs w:val="20"/>
+        </w:rPr>
+        <w:t>Built real-time Greeks calculation engine (delta, gamma, vega, theta</w:t>
+      </w:r>
+      <w:r>
+        <w:rPr>
+          <w:sz w:val="20"/>
+          <w:szCs w:val="20"/>
+        </w:rPr>
+        <w:t>, rho</w:t>
+      </w:r>
+      <w:r>
+        <w:rPr>
+          <w:sz w:val="20"/>
+          <w:szCs w:val="20"/>
+        </w:rPr>
+        <w:t>) enabling dynamic hedging for market makers</w:t>
+      </w:r>
+      <w:r>
+        <w:rPr>
           <w:sz w:val="20"/>
           <w:szCs w:val="20"/>
         </w:rPr>
@@ -945,51 +908,31 @@
       </w:pPr>
       <w:r>
         <w:rPr>
-          <w:rStyle w:val="NoneA"/>
-          <w:sz w:val="20"/>
-          <w:szCs w:val="20"/>
-        </w:rPr>
-        <w:t>Pro</w:t>
-      </w:r>
-      <w:r>
-        <w:rPr>
-          <w:rStyle w:val="None"/>
-          <w:sz w:val="20"/>
-          <w:szCs w:val="20"/>
-        </w:rPr>
-        <w:t>cessed on chain data (UXTO) and using 3rd party vendors to act as verification/Source</w:t>
-      </w:r>
-      <w:r>
-        <w:rPr>
-          <w:rStyle w:val="None"/>
-          <w:sz w:val="20"/>
-          <w:szCs w:val="20"/>
-        </w:rPr>
-        <w:t>-</w:t>
-      </w:r>
-      <w:r>
-        <w:rPr>
-          <w:rStyle w:val="None"/>
-          <w:sz w:val="20"/>
-          <w:szCs w:val="20"/>
-        </w:rPr>
-        <w:t>of</w:t>
-      </w:r>
-      <w:r>
-        <w:rPr>
-          <w:rStyle w:val="None"/>
-          <w:sz w:val="20"/>
-          <w:szCs w:val="20"/>
-        </w:rPr>
-        <w:t>-</w:t>
-      </w:r>
-      <w:r>
-        <w:rPr>
-          <w:rStyle w:val="None"/>
-          <w:sz w:val="20"/>
-          <w:szCs w:val="20"/>
-        </w:rPr>
-        <w:t>Truths.</w:t>
+          <w:sz w:val="20"/>
+          <w:szCs w:val="20"/>
+        </w:rPr>
+        <w:t xml:space="preserve">Architected and scaled a high-performance derivatives </w:t>
+      </w:r>
+      <w:r>
+        <w:rPr>
+          <w:sz w:val="20"/>
+          <w:szCs w:val="20"/>
+        </w:rPr>
+        <w:t>analysis</w:t>
+      </w:r>
+      <w:r>
+        <w:rPr>
+          <w:sz w:val="20"/>
+          <w:szCs w:val="20"/>
+        </w:rPr>
+        <w:t xml:space="preserve"> engine processing 500K+ orders per second with sub-millisecond latency</w:t>
+      </w:r>
+      <w:r>
+        <w:rPr>
+          <w:sz w:val="20"/>
+          <w:szCs w:val="20"/>
+        </w:rPr>
+        <w:t>.</w:t>
       </w:r>
     </w:p>
     <w:p>
@@ -1000,33 +943,18 @@
           <w:numId w:val="2"/>
         </w:numPr>
         <w:rPr>
-          <w:sz w:val="20"/>
-          <w:szCs w:val="20"/>
-        </w:rPr>
-      </w:pPr>
-      <w:r>
-        <w:rPr>
-          <w:rStyle w:val="None"/>
-          <w:sz w:val="20"/>
-          <w:szCs w:val="20"/>
-        </w:rPr>
-        <w:t xml:space="preserve">Performed DevOps tasks (with Terraform </w:t>
-      </w:r>
-      <w:r>
-        <w:rPr>
-          <w:rStyle w:val="None"/>
-          <w:sz w:val="20"/>
-          <w:szCs w:val="20"/>
-        </w:rPr>
-        <w:t>and</w:t>
-      </w:r>
-      <w:r>
-        <w:rPr>
-          <w:rStyle w:val="None"/>
-          <w:sz w:val="20"/>
-          <w:szCs w:val="20"/>
-        </w:rPr>
-        <w:t xml:space="preserve"> Saltstack) under AWS. Maintained logs,</w:t>
+          <w:rStyle w:val="None"/>
+          <w:sz w:val="20"/>
+          <w:szCs w:val="20"/>
+        </w:rPr>
+      </w:pPr>
+      <w:r>
+        <w:rPr>
+          <w:rStyle w:val="None"/>
+          <w:sz w:val="20"/>
+          <w:szCs w:val="20"/>
+        </w:rPr>
+        <w:t>Performed DevOps tasks (with Terraform and Saltstack) under AWS. Maintained logs,</w:t>
       </w:r>
       <w:r>
         <w:rPr>
@@ -1035,30 +963,112 @@
           <w:szCs w:val="20"/>
         </w:rPr>
         <w:br/>
-      </w:r>
-      <w:r>
-        <w:rPr>
-          <w:rStyle w:val="None"/>
-          <w:sz w:val="20"/>
-          <w:szCs w:val="20"/>
-        </w:rPr>
-        <w:t xml:space="preserve">servers, and </w:t>
-      </w:r>
-      <w:r>
-        <w:rPr>
-          <w:rStyle w:val="None"/>
-          <w:sz w:val="20"/>
-          <w:szCs w:val="20"/>
-        </w:rPr>
-        <w:t xml:space="preserve">managed </w:t>
-      </w:r>
-      <w:r>
-        <w:rPr>
-          <w:rStyle w:val="None"/>
-          <w:sz w:val="20"/>
-          <w:szCs w:val="20"/>
-        </w:rPr>
-        <w:t>billing requirements.</w:t>
+        <w:t>servers, and managed billing requirements.</w:t>
+      </w:r>
+    </w:p>
+    <w:p>
+      <w:pPr>
+        <w:pStyle w:val="BodyA"/>
+        <w:rPr>
+          <w:sz w:val="20"/>
+          <w:szCs w:val="20"/>
+        </w:rPr>
+      </w:pPr>
+    </w:p>
+    <w:p>
+      <w:pPr>
+        <w:pStyle w:val="BodyA"/>
+        <w:rPr>
+          <w:rStyle w:val="None"/>
+          <w:sz w:val="20"/>
+          <w:szCs w:val="20"/>
+        </w:rPr>
+      </w:pPr>
+      <w:r>
+        <w:rPr>
+          <w:rStyle w:val="None"/>
+          <w:b/>
+          <w:bCs/>
+          <w:sz w:val="20"/>
+          <w:szCs w:val="20"/>
+        </w:rPr>
+        <w:t xml:space="preserve">       FRST.io</w:t>
+      </w:r>
+      <w:r>
+        <w:rPr>
+          <w:rStyle w:val="None"/>
+          <w:sz w:val="20"/>
+          <w:szCs w:val="20"/>
+        </w:rPr>
+        <w:t xml:space="preserve"> | Gainesville, FL (remote)</w:t>
+      </w:r>
+    </w:p>
+    <w:p>
+      <w:pPr>
+        <w:pStyle w:val="BodyA"/>
+        <w:rPr>
+          <w:rStyle w:val="None"/>
+          <w:sz w:val="20"/>
+          <w:szCs w:val="20"/>
+        </w:rPr>
+      </w:pPr>
+      <w:r>
+        <w:rPr>
+          <w:rStyle w:val="None"/>
+          <w:sz w:val="20"/>
+          <w:szCs w:val="20"/>
+        </w:rPr>
+        <w:t xml:space="preserve">       2018 </w:t>
+      </w:r>
+      <w:r>
+        <w:rPr>
+          <w:rStyle w:val="None"/>
+          <w:sz w:val="20"/>
+          <w:szCs w:val="20"/>
+        </w:rPr>
+        <w:t>- 2020</w:t>
+      </w:r>
+    </w:p>
+    <w:p>
+      <w:pPr>
+        <w:pStyle w:val="BodyA"/>
+        <w:rPr>
+          <w:rStyle w:val="None"/>
+          <w:b/>
+          <w:bCs/>
+          <w:sz w:val="20"/>
+          <w:szCs w:val="20"/>
+        </w:rPr>
+      </w:pPr>
+      <w:r>
+        <w:rPr>
+          <w:rStyle w:val="None"/>
+          <w:b/>
+          <w:bCs/>
+          <w:sz w:val="20"/>
+          <w:szCs w:val="20"/>
+        </w:rPr>
+        <w:t xml:space="preserve">       </w:t>
+      </w:r>
+      <w:r>
+        <w:rPr>
+          <w:rStyle w:val="None"/>
+          <w:b/>
+          <w:bCs/>
+          <w:sz w:val="20"/>
+          <w:szCs w:val="20"/>
+        </w:rPr>
+        <w:t xml:space="preserve">Principal </w:t>
+      </w:r>
+      <w:r>
+        <w:rPr>
+          <w:rStyle w:val="None"/>
+          <w:b/>
+          <w:bCs/>
+          <w:sz w:val="20"/>
+          <w:szCs w:val="20"/>
+        </w:rPr>
+        <w:t>Developer</w:t>
       </w:r>
     </w:p>
     <w:p>
@@ -1079,15 +1089,32 @@
           <w:sz w:val="20"/>
           <w:szCs w:val="20"/>
         </w:rPr>
-        <w:t>Mentored and proctored students for an MBA/Engineering program</w:t>
-      </w:r>
-      <w:r>
-        <w:rPr>
-          <w:rStyle w:val="None"/>
-          <w:sz w:val="20"/>
-          <w:szCs w:val="20"/>
-        </w:rPr>
-        <w:t xml:space="preserve"> at University of Chicago</w:t>
+        <w:t xml:space="preserve">Maintained an infrastructure (go </w:t>
+      </w:r>
+      <w:r>
+        <w:rPr>
+          <w:rStyle w:val="None"/>
+          <w:sz w:val="20"/>
+          <w:szCs w:val="20"/>
+        </w:rPr>
+        <w:t>and</w:t>
+      </w:r>
+      <w:r>
+        <w:rPr>
+          <w:rStyle w:val="None"/>
+          <w:sz w:val="20"/>
+          <w:szCs w:val="20"/>
+        </w:rPr>
+        <w:t xml:space="preserve"> rust) for processing real time market data from over 10 </w:t>
+      </w:r>
+      <w:r>
+        <w:rPr>
+          <w:rStyle w:val="None"/>
+          <w:sz w:val="20"/>
+          <w:szCs w:val="20"/>
+        </w:rPr>
+        <w:lastRenderedPageBreak/>
+        <w:t>exchanges including 900+ markets with a 99.9% SLA</w:t>
       </w:r>
       <w:r>
         <w:rPr>
@@ -1096,87 +1123,6 @@
           <w:szCs w:val="20"/>
         </w:rPr>
         <w:t>.</w:t>
-      </w:r>
-    </w:p>
-    <w:p>
-      <w:pPr>
-        <w:pStyle w:val="BodyA"/>
-        <w:rPr>
-          <w:rStyle w:val="None"/>
-          <w:b/>
-          <w:bCs/>
-          <w:sz w:val="20"/>
-          <w:szCs w:val="20"/>
-        </w:rPr>
-      </w:pPr>
-    </w:p>
-    <w:p>
-      <w:pPr>
-        <w:pStyle w:val="BodyA"/>
-        <w:rPr>
-          <w:rStyle w:val="None"/>
-          <w:sz w:val="20"/>
-          <w:szCs w:val="20"/>
-        </w:rPr>
-      </w:pPr>
-      <w:r>
-        <w:rPr>
-          <w:rStyle w:val="None"/>
-          <w:b/>
-          <w:bCs/>
-          <w:sz w:val="20"/>
-          <w:szCs w:val="20"/>
-        </w:rPr>
-        <w:t xml:space="preserve">       Bmbsqd</w:t>
-      </w:r>
-      <w:r>
-        <w:rPr>
-          <w:rStyle w:val="None"/>
-          <w:sz w:val="20"/>
-          <w:szCs w:val="20"/>
-        </w:rPr>
-        <w:t xml:space="preserve"> | Gainesville, FL (remote)</w:t>
-      </w:r>
-    </w:p>
-    <w:p>
-      <w:pPr>
-        <w:pStyle w:val="BodyA"/>
-        <w:rPr>
-          <w:rStyle w:val="None"/>
-          <w:sz w:val="20"/>
-          <w:szCs w:val="20"/>
-        </w:rPr>
-      </w:pPr>
-      <w:r>
-        <w:rPr>
-          <w:rStyle w:val="None"/>
-          <w:sz w:val="20"/>
-          <w:szCs w:val="20"/>
-        </w:rPr>
-        <w:lastRenderedPageBreak/>
-        <w:t xml:space="preserve">       2016 (current — contract work)</w:t>
-      </w:r>
-    </w:p>
-    <w:p>
-      <w:pPr>
-        <w:pStyle w:val="BodyA"/>
-        <w:rPr>
-          <w:rStyle w:val="None"/>
-          <w:b/>
-          <w:bCs/>
-          <w:sz w:val="20"/>
-          <w:szCs w:val="20"/>
-        </w:rPr>
-      </w:pPr>
-      <w:r>
-        <w:rPr>
-          <w:rStyle w:val="None"/>
-          <w:b/>
-          <w:bCs/>
-          <w:sz w:val="20"/>
-          <w:szCs w:val="20"/>
-        </w:rPr>
-        <w:t xml:space="preserve">       Lead Developer &amp; Consultant</w:t>
       </w:r>
     </w:p>
     <w:p>
@@ -1193,11 +1139,51 @@
       </w:pPr>
       <w:r>
         <w:rPr>
-          <w:rStyle w:val="None"/>
-          <w:sz w:val="20"/>
-          <w:szCs w:val="20"/>
-        </w:rPr>
-        <w:t xml:space="preserve">Converted and troubleshooted AccessDB data to MSSQL which was later converted to ElasticSearch data. </w:t>
+          <w:rStyle w:val="NoneA"/>
+          <w:sz w:val="20"/>
+          <w:szCs w:val="20"/>
+        </w:rPr>
+        <w:t>Pro</w:t>
+      </w:r>
+      <w:r>
+        <w:rPr>
+          <w:rStyle w:val="None"/>
+          <w:sz w:val="20"/>
+          <w:szCs w:val="20"/>
+        </w:rPr>
+        <w:t>cessed on chain data (UXTO) and using 3rd party vendors to act as verification/Source</w:t>
+      </w:r>
+      <w:r>
+        <w:rPr>
+          <w:rStyle w:val="None"/>
+          <w:sz w:val="20"/>
+          <w:szCs w:val="20"/>
+        </w:rPr>
+        <w:t>-</w:t>
+      </w:r>
+      <w:r>
+        <w:rPr>
+          <w:rStyle w:val="None"/>
+          <w:sz w:val="20"/>
+          <w:szCs w:val="20"/>
+        </w:rPr>
+        <w:t>of</w:t>
+      </w:r>
+      <w:r>
+        <w:rPr>
+          <w:rStyle w:val="None"/>
+          <w:sz w:val="20"/>
+          <w:szCs w:val="20"/>
+        </w:rPr>
+        <w:t>-</w:t>
+      </w:r>
+      <w:r>
+        <w:rPr>
+          <w:rStyle w:val="None"/>
+          <w:sz w:val="20"/>
+          <w:szCs w:val="20"/>
+        </w:rPr>
+        <w:t>Truths.</w:t>
       </w:r>
     </w:p>
     <w:p>
@@ -1218,7 +1204,55 @@
           <w:sz w:val="20"/>
           <w:szCs w:val="20"/>
         </w:rPr>
-        <w:t>Integrated EasyPost, Mandrill, MailChimp, iTunesConnect, and Access Point Names (APN) for a mobile nail boutique application.</w:t>
+        <w:t xml:space="preserve">Performed DevOps tasks (with Terraform </w:t>
+      </w:r>
+      <w:r>
+        <w:rPr>
+          <w:rStyle w:val="None"/>
+          <w:sz w:val="20"/>
+          <w:szCs w:val="20"/>
+        </w:rPr>
+        <w:t>and</w:t>
+      </w:r>
+      <w:r>
+        <w:rPr>
+          <w:rStyle w:val="None"/>
+          <w:sz w:val="20"/>
+          <w:szCs w:val="20"/>
+        </w:rPr>
+        <w:t xml:space="preserve"> Saltstack) under AWS. Maintained logs,</w:t>
+      </w:r>
+      <w:r>
+        <w:rPr>
+          <w:rStyle w:val="None"/>
+          <w:sz w:val="20"/>
+          <w:szCs w:val="20"/>
+        </w:rPr>
+        <w:br/>
+      </w:r>
+      <w:r>
+        <w:rPr>
+          <w:rStyle w:val="None"/>
+          <w:sz w:val="20"/>
+          <w:szCs w:val="20"/>
+        </w:rPr>
+        <w:t xml:space="preserve">servers, and </w:t>
+      </w:r>
+      <w:r>
+        <w:rPr>
+          <w:rStyle w:val="None"/>
+          <w:sz w:val="20"/>
+          <w:szCs w:val="20"/>
+        </w:rPr>
+        <w:t xml:space="preserve">managed </w:t>
+      </w:r>
+      <w:r>
+        <w:rPr>
+          <w:rStyle w:val="None"/>
+          <w:sz w:val="20"/>
+          <w:szCs w:val="20"/>
+        </w:rPr>
+        <w:t>billing requirements.</w:t>
       </w:r>
     </w:p>
     <w:p>
@@ -1239,7 +1273,103 @@
           <w:sz w:val="20"/>
           <w:szCs w:val="20"/>
         </w:rPr>
-        <w:t>Created a dynamic-driven packaging and fulfillment label program.</w:t>
+        <w:t>Mentored and proctored students for an MBA/Engineering program</w:t>
+      </w:r>
+      <w:r>
+        <w:rPr>
+          <w:rStyle w:val="None"/>
+          <w:sz w:val="20"/>
+          <w:szCs w:val="20"/>
+        </w:rPr>
+        <w:t xml:space="preserve"> at University of Chicago</w:t>
+      </w:r>
+      <w:r>
+        <w:rPr>
+          <w:rStyle w:val="None"/>
+          <w:sz w:val="20"/>
+          <w:szCs w:val="20"/>
+        </w:rPr>
+        <w:t>.</w:t>
+      </w:r>
+    </w:p>
+    <w:p>
+      <w:pPr>
+        <w:pStyle w:val="BodyA"/>
+        <w:rPr>
+          <w:rStyle w:val="None"/>
+          <w:b/>
+          <w:bCs/>
+          <w:sz w:val="20"/>
+          <w:szCs w:val="20"/>
+        </w:rPr>
+      </w:pPr>
+    </w:p>
+    <w:p>
+      <w:pPr>
+        <w:pStyle w:val="BodyA"/>
+        <w:rPr>
+          <w:rStyle w:val="None"/>
+          <w:sz w:val="20"/>
+          <w:szCs w:val="20"/>
+        </w:rPr>
+      </w:pPr>
+      <w:r>
+        <w:rPr>
+          <w:rStyle w:val="None"/>
+          <w:b/>
+          <w:bCs/>
+          <w:sz w:val="20"/>
+          <w:szCs w:val="20"/>
+        </w:rPr>
+        <w:t xml:space="preserve">       Bmbsqd</w:t>
+      </w:r>
+      <w:r>
+        <w:rPr>
+          <w:rStyle w:val="None"/>
+          <w:sz w:val="20"/>
+          <w:szCs w:val="20"/>
+        </w:rPr>
+        <w:t xml:space="preserve"> | Gainesville, FL (remote)</w:t>
+      </w:r>
+    </w:p>
+    <w:p>
+      <w:pPr>
+        <w:pStyle w:val="BodyA"/>
+        <w:rPr>
+          <w:rStyle w:val="None"/>
+          <w:sz w:val="20"/>
+          <w:szCs w:val="20"/>
+        </w:rPr>
+      </w:pPr>
+      <w:r>
+        <w:rPr>
+          <w:rStyle w:val="None"/>
+          <w:sz w:val="20"/>
+          <w:szCs w:val="20"/>
+        </w:rPr>
+        <w:t xml:space="preserve">       2016 (current — contract work)</w:t>
+      </w:r>
+    </w:p>
+    <w:p>
+      <w:pPr>
+        <w:pStyle w:val="BodyA"/>
+        <w:rPr>
+          <w:rStyle w:val="None"/>
+          <w:b/>
+          <w:bCs/>
+          <w:sz w:val="20"/>
+          <w:szCs w:val="20"/>
+        </w:rPr>
+      </w:pPr>
+      <w:r>
+        <w:rPr>
+          <w:rStyle w:val="None"/>
+          <w:b/>
+          <w:bCs/>
+          <w:sz w:val="20"/>
+          <w:szCs w:val="20"/>
+        </w:rPr>
+        <w:t xml:space="preserve">       Lead Developer &amp; Consultant</w:t>
       </w:r>
     </w:p>
     <w:p>
@@ -1260,85 +1390,7 @@
           <w:sz w:val="20"/>
           <w:szCs w:val="20"/>
         </w:rPr>
-        <w:t>Worked with HawkMedia in establishing an email campaign workflow for a client.</w:t>
-      </w:r>
-    </w:p>
-    <w:p>
-      <w:pPr>
-        <w:pStyle w:val="BodyA"/>
-        <w:rPr>
-          <w:rStyle w:val="NoneA"/>
-          <w:sz w:val="20"/>
-          <w:szCs w:val="20"/>
-        </w:rPr>
-      </w:pPr>
-    </w:p>
-    <w:p>
-      <w:pPr>
-        <w:pStyle w:val="BodyA"/>
-        <w:rPr>
-          <w:rStyle w:val="None"/>
-          <w:sz w:val="20"/>
-          <w:szCs w:val="20"/>
-        </w:rPr>
-      </w:pPr>
-      <w:r>
-        <w:rPr>
-          <w:rStyle w:val="None"/>
-          <w:b/>
-          <w:bCs/>
-          <w:sz w:val="20"/>
-          <w:szCs w:val="20"/>
-        </w:rPr>
-        <w:t xml:space="preserve">      TrendyButler.com</w:t>
-      </w:r>
-      <w:r>
-        <w:rPr>
-          <w:rStyle w:val="None"/>
-          <w:sz w:val="20"/>
-          <w:szCs w:val="20"/>
-        </w:rPr>
-        <w:t xml:space="preserve"> | Gainesville, FL (remote.contract)</w:t>
-      </w:r>
-    </w:p>
-    <w:p>
-      <w:pPr>
-        <w:pStyle w:val="BodyA"/>
-        <w:rPr>
-          <w:rStyle w:val="None"/>
-          <w:sz w:val="20"/>
-          <w:szCs w:val="20"/>
-        </w:rPr>
-      </w:pPr>
-      <w:r>
-        <w:rPr>
-          <w:rStyle w:val="None"/>
-          <w:sz w:val="20"/>
-          <w:szCs w:val="20"/>
-        </w:rPr>
-        <w:t xml:space="preserve">       2016 - 2018</w:t>
-      </w:r>
-    </w:p>
-    <w:p>
-      <w:pPr>
-        <w:pStyle w:val="BodyA"/>
-        <w:rPr>
-          <w:rStyle w:val="None"/>
-          <w:b/>
-          <w:bCs/>
-          <w:sz w:val="20"/>
-          <w:szCs w:val="20"/>
-        </w:rPr>
-      </w:pPr>
-      <w:r>
-        <w:rPr>
-          <w:rStyle w:val="None"/>
-          <w:b/>
-          <w:bCs/>
-          <w:sz w:val="20"/>
-          <w:szCs w:val="20"/>
-        </w:rPr>
-        <w:t xml:space="preserve">       Developer &amp; Consultant</w:t>
+        <w:t xml:space="preserve">Converted and troubleshooted AccessDB data to MSSQL which was later converted to ElasticSearch data. </w:t>
       </w:r>
     </w:p>
     <w:p>
@@ -1359,7 +1411,7 @@
           <w:sz w:val="20"/>
           <w:szCs w:val="20"/>
         </w:rPr>
-        <w:t>Created a synchronized system, in NodeJS, for several 3rd party integrations related to invoicing, billing, and shipping along with a custom PO inventory system.</w:t>
+        <w:t>Integrated EasyPost, Mandrill, MailChimp, iTunesConnect, and Access Point Names (APN) for a mobile nail boutique application.</w:t>
       </w:r>
     </w:p>
     <w:p>
@@ -1380,7 +1432,7 @@
           <w:sz w:val="20"/>
           <w:szCs w:val="20"/>
         </w:rPr>
-        <w:t>Integrated LiteView fulfilling services and TradeGecko’s inventory management software.</w:t>
+        <w:t>Created a dynamic-driven packaging and fulfillment label program.</w:t>
       </w:r>
     </w:p>
     <w:p>
@@ -1401,12 +1453,29 @@
           <w:sz w:val="20"/>
           <w:szCs w:val="20"/>
         </w:rPr>
-        <w:t>Consulted on UX/UI decisions along with metric tracking integration workflows.</w:t>
-      </w:r>
-    </w:p>
-    <w:p>
-      <w:pPr>
-        <w:pStyle w:val="BodyA"/>
+        <w:t>Worked with HawkMedia in establishing an email campaign workflow for a client.</w:t>
+      </w:r>
+    </w:p>
+    <w:p>
+      <w:pPr>
+        <w:pStyle w:val="BodyA"/>
+        <w:rPr>
+          <w:rStyle w:val="NoneA"/>
+          <w:sz w:val="20"/>
+          <w:szCs w:val="20"/>
+        </w:rPr>
+      </w:pPr>
+    </w:p>
+    <w:p>
+      <w:pPr>
+        <w:pStyle w:val="BodyA"/>
+        <w:rPr>
+          <w:rStyle w:val="None"/>
+          <w:sz w:val="20"/>
+          <w:szCs w:val="20"/>
+        </w:rPr>
+      </w:pPr>
+      <w:r>
         <w:rPr>
           <w:rStyle w:val="None"/>
           <w:b/>
@@ -1414,8 +1483,38 @@
           <w:sz w:val="20"/>
           <w:szCs w:val="20"/>
         </w:rPr>
-      </w:pPr>
-      <w:r>
+        <w:t xml:space="preserve">      TrendyButler.com</w:t>
+      </w:r>
+      <w:r>
+        <w:rPr>
+          <w:rStyle w:val="None"/>
+          <w:sz w:val="20"/>
+          <w:szCs w:val="20"/>
+        </w:rPr>
+        <w:t xml:space="preserve"> | Gainesville, FL (remote.contract)</w:t>
+      </w:r>
+    </w:p>
+    <w:p>
+      <w:pPr>
+        <w:pStyle w:val="BodyA"/>
+        <w:rPr>
+          <w:rStyle w:val="None"/>
+          <w:sz w:val="20"/>
+          <w:szCs w:val="20"/>
+        </w:rPr>
+      </w:pPr>
+      <w:r>
+        <w:rPr>
+          <w:rStyle w:val="None"/>
+          <w:sz w:val="20"/>
+          <w:szCs w:val="20"/>
+        </w:rPr>
+        <w:t xml:space="preserve">       2016 - 2018</w:t>
+      </w:r>
+    </w:p>
+    <w:p>
+      <w:pPr>
+        <w:pStyle w:val="BodyA"/>
         <w:rPr>
           <w:rStyle w:val="None"/>
           <w:b/>
@@ -1423,17 +1522,6 @@
           <w:sz w:val="20"/>
           <w:szCs w:val="20"/>
         </w:rPr>
-        <w:t xml:space="preserve">       </w:t>
-      </w:r>
-    </w:p>
-    <w:p>
-      <w:pPr>
-        <w:pStyle w:val="BodyA"/>
-        <w:rPr>
-          <w:rStyle w:val="None"/>
-          <w:sz w:val="20"/>
-          <w:szCs w:val="20"/>
-        </w:rPr>
       </w:pPr>
       <w:r>
         <w:rPr>
@@ -1443,55 +1531,7 @@
           <w:sz w:val="20"/>
           <w:szCs w:val="20"/>
         </w:rPr>
-        <w:t xml:space="preserve">       Mobiquity</w:t>
-      </w:r>
-      <w:r>
-        <w:rPr>
-          <w:rStyle w:val="None"/>
-          <w:sz w:val="20"/>
-          <w:szCs w:val="20"/>
-        </w:rPr>
-        <w:t xml:space="preserve"> | Gainesville, FL</w:t>
-      </w:r>
-    </w:p>
-    <w:p>
-      <w:pPr>
-        <w:pStyle w:val="BodyA"/>
-        <w:rPr>
-          <w:rStyle w:val="None"/>
-          <w:sz w:val="20"/>
-          <w:szCs w:val="20"/>
-        </w:rPr>
-      </w:pPr>
-      <w:r>
-        <w:rPr>
-          <w:rStyle w:val="None"/>
-          <w:sz w:val="20"/>
-          <w:szCs w:val="20"/>
-        </w:rPr>
-        <w:t xml:space="preserve">       2014 - 2015</w:t>
-      </w:r>
-    </w:p>
-    <w:p>
-      <w:pPr>
-        <w:pStyle w:val="BodyA"/>
-        <w:rPr>
-          <w:rStyle w:val="None"/>
-          <w:b/>
-          <w:bCs/>
-          <w:sz w:val="20"/>
-          <w:szCs w:val="20"/>
-        </w:rPr>
-      </w:pPr>
-      <w:r>
-        <w:rPr>
-          <w:rStyle w:val="None"/>
-          <w:b/>
-          <w:bCs/>
-          <w:sz w:val="20"/>
-          <w:szCs w:val="20"/>
-        </w:rPr>
-        <w:t xml:space="preserve">       Web Developer </w:t>
+        <w:t xml:space="preserve">       Developer &amp; Consultant</w:t>
       </w:r>
     </w:p>
     <w:p>
@@ -1512,7 +1552,7 @@
           <w:sz w:val="20"/>
           <w:szCs w:val="20"/>
         </w:rPr>
-        <w:t>Built a proxy server with NodeJS for communicating with an external API.</w:t>
+        <w:t>Created a synchronized system, in NodeJS, for several 3rd party integrations related to invoicing, billing, and shipping along with a custom PO inventory system.</w:t>
       </w:r>
     </w:p>
     <w:p>
@@ -1533,7 +1573,7 @@
           <w:sz w:val="20"/>
           <w:szCs w:val="20"/>
         </w:rPr>
-        <w:t xml:space="preserve">Used SASS, Browserify, Gulp, AngularJS, and Karma for building a frontend portal for a life insurance company. </w:t>
+        <w:t>Integrated LiteView fulfilling services and TradeGecko’s inventory management software.</w:t>
       </w:r>
     </w:p>
     <w:p>
@@ -1554,7 +1594,7 @@
           <w:sz w:val="20"/>
           <w:szCs w:val="20"/>
         </w:rPr>
-        <w:t>Developed an e-commerce website for health clinics (HIPAA compliant) using Magento as the framework. Patched and modified Magento’s REST API modules for a single page application written with AngularJS.</w:t>
+        <w:t>Consulted on UX/UI decisions along with metric tracking integration workflows.</w:t>
       </w:r>
     </w:p>
     <w:p>
@@ -1568,17 +1608,6 @@
           <w:szCs w:val="20"/>
         </w:rPr>
       </w:pPr>
-    </w:p>
-    <w:p>
-      <w:pPr>
-        <w:pStyle w:val="BodyA"/>
-        <w:ind w:left="360"/>
-        <w:rPr>
-          <w:rStyle w:val="None"/>
-          <w:sz w:val="20"/>
-          <w:szCs w:val="20"/>
-        </w:rPr>
-      </w:pPr>
       <w:r>
         <w:rPr>
           <w:rStyle w:val="None"/>
@@ -1586,42 +1615,20 @@
           <w:bCs/>
           <w:sz w:val="20"/>
           <w:szCs w:val="20"/>
-          <w:lang w:val="nl-NL"/>
-        </w:rPr>
-        <w:t>CleverTech</w:t>
-      </w:r>
-      <w:r>
-        <w:rPr>
-          <w:rStyle w:val="None"/>
-          <w:sz w:val="20"/>
-          <w:szCs w:val="20"/>
-        </w:rPr>
-        <w:t xml:space="preserve"> | New York, NY (remote)</w:t>
-      </w:r>
-    </w:p>
-    <w:p>
-      <w:pPr>
-        <w:pStyle w:val="BodyA"/>
-        <w:ind w:left="360"/>
-        <w:rPr>
-          <w:rStyle w:val="None"/>
-          <w:sz w:val="20"/>
-          <w:szCs w:val="20"/>
-        </w:rPr>
-      </w:pPr>
-      <w:r>
-        <w:rPr>
-          <w:rStyle w:val="None"/>
-          <w:sz w:val="20"/>
-          <w:szCs w:val="20"/>
-        </w:rPr>
-        <w:t>2013 - 2014 (contract)</w:t>
-      </w:r>
-    </w:p>
-    <w:p>
-      <w:pPr>
-        <w:pStyle w:val="BodyA"/>
-        <w:ind w:left="360"/>
+        </w:rPr>
+        <w:t xml:space="preserve">       </w:t>
+      </w:r>
+    </w:p>
+    <w:p>
+      <w:pPr>
+        <w:pStyle w:val="BodyA"/>
+        <w:rPr>
+          <w:rStyle w:val="None"/>
+          <w:sz w:val="20"/>
+          <w:szCs w:val="20"/>
+        </w:rPr>
+      </w:pPr>
+      <w:r>
         <w:rPr>
           <w:rStyle w:val="None"/>
           <w:b/>
@@ -1629,8 +1636,38 @@
           <w:sz w:val="20"/>
           <w:szCs w:val="20"/>
         </w:rPr>
-      </w:pPr>
-      <w:r>
+        <w:t xml:space="preserve">       Mobiquity</w:t>
+      </w:r>
+      <w:r>
+        <w:rPr>
+          <w:rStyle w:val="None"/>
+          <w:sz w:val="20"/>
+          <w:szCs w:val="20"/>
+        </w:rPr>
+        <w:t xml:space="preserve"> | Gainesville, FL</w:t>
+      </w:r>
+    </w:p>
+    <w:p>
+      <w:pPr>
+        <w:pStyle w:val="BodyA"/>
+        <w:rPr>
+          <w:rStyle w:val="None"/>
+          <w:sz w:val="20"/>
+          <w:szCs w:val="20"/>
+        </w:rPr>
+      </w:pPr>
+      <w:r>
+        <w:rPr>
+          <w:rStyle w:val="None"/>
+          <w:sz w:val="20"/>
+          <w:szCs w:val="20"/>
+        </w:rPr>
+        <w:t xml:space="preserve">       2014 - 2015</w:t>
+      </w:r>
+    </w:p>
+    <w:p>
+      <w:pPr>
+        <w:pStyle w:val="BodyA"/>
         <w:rPr>
           <w:rStyle w:val="None"/>
           <w:b/>
@@ -1638,7 +1675,16 @@
           <w:sz w:val="20"/>
           <w:szCs w:val="20"/>
         </w:rPr>
-        <w:t>Lead Programmer &amp; Consultant</w:t>
+      </w:pPr>
+      <w:r>
+        <w:rPr>
+          <w:rStyle w:val="None"/>
+          <w:b/>
+          <w:bCs/>
+          <w:sz w:val="20"/>
+          <w:szCs w:val="20"/>
+        </w:rPr>
+        <w:t xml:space="preserve">       Web Developer </w:t>
       </w:r>
     </w:p>
     <w:p>
@@ -1659,15 +1705,7 @@
           <w:sz w:val="20"/>
           <w:szCs w:val="20"/>
         </w:rPr>
-        <w:t>Lead a team of six programmers and two designers to build an HR CRM platform</w:t>
-      </w:r>
-      <w:r>
-        <w:rPr>
-          <w:rStyle w:val="NoneA"/>
-          <w:sz w:val="20"/>
-          <w:szCs w:val="20"/>
-        </w:rPr>
-        <w:t>.</w:t>
+        <w:t>Built a proxy server with NodeJS for communicating with an external API.</w:t>
       </w:r>
     </w:p>
     <w:p>
@@ -1688,7 +1726,7 @@
           <w:sz w:val="20"/>
           <w:szCs w:val="20"/>
         </w:rPr>
-        <w:t>Consulted and trained contractors for using SequelizeJS.</w:t>
+        <w:t xml:space="preserve">Used SASS, Browserify, Gulp, AngularJS, and Karma for building a frontend portal for a life insurance company. </w:t>
       </w:r>
     </w:p>
     <w:p>
@@ -1709,127 +1747,74 @@
           <w:sz w:val="20"/>
           <w:szCs w:val="20"/>
         </w:rPr>
-        <w:t>Created an open</w:t>
-      </w:r>
-      <w:r>
-        <w:rPr>
-          <w:rStyle w:val="None"/>
-          <w:sz w:val="20"/>
-          <w:szCs w:val="20"/>
-        </w:rPr>
-        <w:t>-</w:t>
-      </w:r>
-      <w:r>
-        <w:rPr>
-          <w:rStyle w:val="None"/>
-          <w:sz w:val="20"/>
-          <w:szCs w:val="20"/>
-        </w:rPr>
-        <w:t>source framework stack in NodeJS with the goal of building a completely modular application called CleverStack with</w:t>
-      </w:r>
-      <w:r>
-        <w:rPr>
-          <w:rStyle w:val="NoneA"/>
-          <w:sz w:val="20"/>
-          <w:szCs w:val="20"/>
-        </w:rPr>
-        <w:t xml:space="preserve"> a </w:t>
-      </w:r>
-      <w:r>
-        <w:rPr>
-          <w:rStyle w:val="None"/>
-          <w:sz w:val="20"/>
-          <w:szCs w:val="20"/>
-        </w:rPr>
-        <w:t>four</w:t>
-      </w:r>
-      <w:r>
-        <w:rPr>
-          <w:rStyle w:val="None"/>
-          <w:sz w:val="20"/>
-          <w:szCs w:val="20"/>
-        </w:rPr>
-        <w:t>-</w:t>
-      </w:r>
-      <w:r>
-        <w:rPr>
-          <w:rStyle w:val="None"/>
-          <w:sz w:val="20"/>
-          <w:szCs w:val="20"/>
-        </w:rPr>
-        <w:t>person team.</w:t>
-      </w:r>
-    </w:p>
-    <w:p>
-      <w:pPr>
-        <w:pStyle w:val="BodyA"/>
-        <w:rPr>
-          <w:rStyle w:val="NoneA"/>
-          <w:sz w:val="20"/>
-          <w:szCs w:val="20"/>
-        </w:rPr>
-      </w:pPr>
-    </w:p>
-    <w:p>
-      <w:pPr>
-        <w:pStyle w:val="BodyA"/>
-        <w:ind w:left="360"/>
-        <w:rPr>
-          <w:rStyle w:val="None"/>
-          <w:sz w:val="20"/>
-          <w:szCs w:val="20"/>
-        </w:rPr>
-      </w:pPr>
-      <w:r>
+        <w:t>Developed an e-commerce website for health clinics (HIPAA compliant) using Magento as the framework. Patched and modified Magento’s REST API modules for a single page application written with AngularJS.</w:t>
+      </w:r>
+    </w:p>
+    <w:p>
+      <w:pPr>
+        <w:pStyle w:val="BodyA"/>
         <w:rPr>
           <w:rStyle w:val="None"/>
           <w:b/>
           <w:bCs/>
           <w:sz w:val="20"/>
           <w:szCs w:val="20"/>
-          <w:lang w:val="fr-FR"/>
-        </w:rPr>
-        <w:t>Fracture</w:t>
-      </w:r>
-      <w:r>
-        <w:rPr>
-          <w:rStyle w:val="None"/>
-          <w:sz w:val="20"/>
-          <w:szCs w:val="20"/>
-        </w:rPr>
-        <w:t xml:space="preserve"> | Gainesville, FL</w:t>
-      </w:r>
-    </w:p>
-    <w:p>
-      <w:pPr>
-        <w:pStyle w:val="BodyA"/>
-        <w:rPr>
-          <w:rStyle w:val="None"/>
-          <w:sz w:val="20"/>
-          <w:szCs w:val="20"/>
-        </w:rPr>
-      </w:pPr>
-      <w:r>
-        <w:rPr>
-          <w:rStyle w:val="None"/>
-          <w:sz w:val="20"/>
-          <w:szCs w:val="20"/>
-        </w:rPr>
-        <w:t xml:space="preserve">       2016 (3 months — contract work/ongoing)</w:t>
-      </w:r>
-    </w:p>
-    <w:p>
-      <w:pPr>
-        <w:pStyle w:val="BodyA"/>
+        </w:rPr>
+      </w:pPr>
+    </w:p>
+    <w:p>
+      <w:pPr>
+        <w:pStyle w:val="BodyA"/>
+        <w:ind w:left="360"/>
+        <w:rPr>
+          <w:rStyle w:val="None"/>
+          <w:sz w:val="20"/>
+          <w:szCs w:val="20"/>
+        </w:rPr>
+      </w:pPr>
+      <w:r>
         <w:rPr>
           <w:rStyle w:val="None"/>
           <w:b/>
           <w:bCs/>
           <w:sz w:val="20"/>
           <w:szCs w:val="20"/>
-        </w:rPr>
-      </w:pPr>
-      <w:r>
+          <w:lang w:val="nl-NL"/>
+        </w:rPr>
+        <w:t>CleverTech</w:t>
+      </w:r>
+      <w:r>
+        <w:rPr>
+          <w:rStyle w:val="None"/>
+          <w:sz w:val="20"/>
+          <w:szCs w:val="20"/>
+        </w:rPr>
+        <w:t xml:space="preserve"> | New York, NY (remote)</w:t>
+      </w:r>
+    </w:p>
+    <w:p>
+      <w:pPr>
+        <w:pStyle w:val="BodyA"/>
+        <w:ind w:left="360"/>
+        <w:rPr>
+          <w:rStyle w:val="None"/>
+          <w:sz w:val="20"/>
+          <w:szCs w:val="20"/>
+        </w:rPr>
+      </w:pPr>
+      <w:r>
+        <w:rPr>
+          <w:rStyle w:val="None"/>
+          <w:sz w:val="20"/>
+          <w:szCs w:val="20"/>
+        </w:rPr>
+        <w:t>2013 - 2014 (contract)</w:t>
+      </w:r>
+    </w:p>
+    <w:p>
+      <w:pPr>
+        <w:pStyle w:val="BodyA"/>
+        <w:ind w:left="360"/>
         <w:rPr>
           <w:rStyle w:val="None"/>
           <w:b/>
@@ -1837,7 +1822,16 @@
           <w:sz w:val="20"/>
           <w:szCs w:val="20"/>
         </w:rPr>
-        <w:t xml:space="preserve">       Web Developer Consultant</w:t>
+      </w:pPr>
+      <w:r>
+        <w:rPr>
+          <w:rStyle w:val="None"/>
+          <w:b/>
+          <w:bCs/>
+          <w:sz w:val="20"/>
+          <w:szCs w:val="20"/>
+        </w:rPr>
+        <w:t>Lead Programmer &amp; Consultant</w:t>
       </w:r>
     </w:p>
     <w:p>
@@ -1858,7 +1852,15 @@
           <w:sz w:val="20"/>
           <w:szCs w:val="20"/>
         </w:rPr>
-        <w:t>Used LESS, Babel (ES6), Browserify, Gulp, and Deku with Redux for building a mobile application.</w:t>
+        <w:t>Lead a team of six programmers and two designers to build an HR CRM platform</w:t>
+      </w:r>
+      <w:r>
+        <w:rPr>
+          <w:rStyle w:val="NoneA"/>
+          <w:sz w:val="20"/>
+          <w:szCs w:val="20"/>
+        </w:rPr>
+        <w:t>.</w:t>
       </w:r>
     </w:p>
     <w:p>
@@ -1879,7 +1881,7 @@
           <w:sz w:val="20"/>
           <w:szCs w:val="20"/>
         </w:rPr>
-        <w:t>Integrated PayPal/Authorize.net payment processing</w:t>
+        <w:t>Consulted and trained contractors for using SequelizeJS.</w:t>
       </w:r>
     </w:p>
     <w:p>
@@ -1900,17 +1902,65 @@
           <w:sz w:val="20"/>
           <w:szCs w:val="20"/>
         </w:rPr>
-        <w:t>Consulted on UX/UI decisions for the application’s image editor, cart, and payment processing integrations.</w:t>
-      </w:r>
-    </w:p>
-    <w:p>
-      <w:pPr>
-        <w:pStyle w:val="BodyA"/>
+        <w:t>Created an open</w:t>
+      </w:r>
+      <w:r>
+        <w:rPr>
+          <w:rStyle w:val="None"/>
+          <w:sz w:val="20"/>
+          <w:szCs w:val="20"/>
+        </w:rPr>
+        <w:t>-</w:t>
+      </w:r>
+      <w:r>
+        <w:rPr>
+          <w:rStyle w:val="None"/>
+          <w:sz w:val="20"/>
+          <w:szCs w:val="20"/>
+        </w:rPr>
+        <w:t>source framework stack in NodeJS with the goal of building a completely modular application called CleverStack with</w:t>
+      </w:r>
+      <w:r>
         <w:rPr>
           <w:rStyle w:val="NoneA"/>
           <w:sz w:val="20"/>
           <w:szCs w:val="20"/>
         </w:rPr>
+        <w:t xml:space="preserve"> a </w:t>
+      </w:r>
+      <w:r>
+        <w:rPr>
+          <w:rStyle w:val="None"/>
+          <w:sz w:val="20"/>
+          <w:szCs w:val="20"/>
+        </w:rPr>
+        <w:t>four</w:t>
+      </w:r>
+      <w:r>
+        <w:rPr>
+          <w:rStyle w:val="None"/>
+          <w:sz w:val="20"/>
+          <w:szCs w:val="20"/>
+        </w:rPr>
+        <w:t>-</w:t>
+      </w:r>
+      <w:r>
+        <w:rPr>
+          <w:rStyle w:val="None"/>
+          <w:sz w:val="20"/>
+          <w:szCs w:val="20"/>
+        </w:rPr>
+        <w:t>person team.</w:t>
+      </w:r>
+    </w:p>
+    <w:p>
+      <w:pPr>
+        <w:pStyle w:val="BodyA"/>
+        <w:rPr>
+          <w:rStyle w:val="NoneA"/>
+          <w:sz w:val="20"/>
+          <w:szCs w:val="20"/>
+        </w:rPr>
       </w:pPr>
     </w:p>
     <w:p>
@@ -1924,27 +1974,46 @@
         </w:rPr>
       </w:pPr>
       <w:r>
-        <w:rPr>
-          <w:rStyle w:val="None"/>
-          <w:sz w:val="20"/>
-          <w:szCs w:val="20"/>
-        </w:rPr>
-        <w:t>2011 - 2014</w:t>
-      </w:r>
-    </w:p>
-    <w:p>
-      <w:pPr>
-        <w:pStyle w:val="BodyA"/>
-        <w:ind w:left="360"/>
         <w:rPr>
           <w:rStyle w:val="None"/>
           <w:b/>
           <w:bCs/>
           <w:sz w:val="20"/>
           <w:szCs w:val="20"/>
-        </w:rPr>
-      </w:pPr>
-      <w:r>
+          <w:lang w:val="fr-FR"/>
+        </w:rPr>
+        <w:t>Fracture</w:t>
+      </w:r>
+      <w:r>
+        <w:rPr>
+          <w:rStyle w:val="None"/>
+          <w:sz w:val="20"/>
+          <w:szCs w:val="20"/>
+        </w:rPr>
+        <w:t xml:space="preserve"> | Gainesville, FL</w:t>
+      </w:r>
+    </w:p>
+    <w:p>
+      <w:pPr>
+        <w:pStyle w:val="BodyA"/>
+        <w:rPr>
+          <w:rStyle w:val="None"/>
+          <w:sz w:val="20"/>
+          <w:szCs w:val="20"/>
+        </w:rPr>
+      </w:pPr>
+      <w:r>
+        <w:rPr>
+          <w:rStyle w:val="None"/>
+          <w:sz w:val="20"/>
+          <w:szCs w:val="20"/>
+        </w:rPr>
+        <w:t xml:space="preserve">       2016 (3 months — contract work/ongoing)</w:t>
+      </w:r>
+    </w:p>
+    <w:p>
+      <w:pPr>
+        <w:pStyle w:val="BodyA"/>
         <w:rPr>
           <w:rStyle w:val="None"/>
           <w:b/>
@@ -1952,7 +2021,16 @@
           <w:sz w:val="20"/>
           <w:szCs w:val="20"/>
         </w:rPr>
-        <w:t>Lead Developer</w:t>
+      </w:pPr>
+      <w:r>
+        <w:rPr>
+          <w:rStyle w:val="None"/>
+          <w:b/>
+          <w:bCs/>
+          <w:sz w:val="20"/>
+          <w:szCs w:val="20"/>
+        </w:rPr>
+        <w:t xml:space="preserve">       Web Developer Consultant</w:t>
       </w:r>
     </w:p>
     <w:p>
@@ -1973,15 +2051,7 @@
           <w:sz w:val="20"/>
           <w:szCs w:val="20"/>
         </w:rPr>
-        <w:t>Built internal software for fulfillment management, CNC machinery, and basic accounting for the board of directors</w:t>
-      </w:r>
-      <w:r>
-        <w:rPr>
-          <w:rStyle w:val="NoneA"/>
-          <w:sz w:val="20"/>
-          <w:szCs w:val="20"/>
-        </w:rPr>
-        <w:t>.</w:t>
+        <w:t>Used LESS, Babel (ES6), Browserify, Gulp, and Deku with Redux for building a mobile application.</w:t>
       </w:r>
     </w:p>
     <w:p>
@@ -2002,7 +2072,7 @@
           <w:sz w:val="20"/>
           <w:szCs w:val="20"/>
         </w:rPr>
-        <w:t xml:space="preserve">Created APIs for Authorize.net and PayPal, package rates with FedEx/USPS/UPS, and image manipulation. </w:t>
+        <w:t>Integrated PayPal/Authorize.net payment processing</w:t>
       </w:r>
     </w:p>
     <w:p>
@@ -2023,7 +2093,7 @@
           <w:sz w:val="20"/>
           <w:szCs w:val="20"/>
         </w:rPr>
-        <w:t>Converted several services from PHP &amp; jQuery to Node.JS &amp; AngularJS.</w:t>
+        <w:t>Consulted on UX/UI decisions for the application’s image editor, cart, and payment processing integrations.</w:t>
       </w:r>
     </w:p>
     <w:p>
@@ -2047,15 +2117,138 @@
         </w:rPr>
       </w:pPr>
       <w:r>
+        <w:rPr>
+          <w:rStyle w:val="None"/>
+          <w:sz w:val="20"/>
+          <w:szCs w:val="20"/>
+        </w:rPr>
+        <w:lastRenderedPageBreak/>
+        <w:t>2011 - 2014</w:t>
+      </w:r>
+    </w:p>
+    <w:p>
+      <w:pPr>
+        <w:pStyle w:val="BodyA"/>
+        <w:ind w:left="360"/>
         <w:rPr>
           <w:rStyle w:val="None"/>
           <w:b/>
           <w:bCs/>
           <w:sz w:val="20"/>
           <w:szCs w:val="20"/>
+        </w:rPr>
+      </w:pPr>
+      <w:r>
+        <w:rPr>
+          <w:rStyle w:val="None"/>
+          <w:b/>
+          <w:bCs/>
+          <w:sz w:val="20"/>
+          <w:szCs w:val="20"/>
+        </w:rPr>
+        <w:t>Lead Developer</w:t>
+      </w:r>
+    </w:p>
+    <w:p>
+      <w:pPr>
+        <w:pStyle w:val="BodyA"/>
+        <w:numPr>
+          <w:ilvl w:val="0"/>
+          <w:numId w:val="2"/>
+        </w:numPr>
+        <w:rPr>
+          <w:sz w:val="20"/>
+          <w:szCs w:val="20"/>
+        </w:rPr>
+      </w:pPr>
+      <w:r>
+        <w:rPr>
+          <w:rStyle w:val="None"/>
+          <w:sz w:val="20"/>
+          <w:szCs w:val="20"/>
+        </w:rPr>
+        <w:t>Built internal software for fulfillment management, CNC machinery, and basic accounting for the board of directors</w:t>
+      </w:r>
+      <w:r>
+        <w:rPr>
+          <w:rStyle w:val="NoneA"/>
+          <w:sz w:val="20"/>
+          <w:szCs w:val="20"/>
+        </w:rPr>
+        <w:t>.</w:t>
+      </w:r>
+    </w:p>
+    <w:p>
+      <w:pPr>
+        <w:pStyle w:val="BodyA"/>
+        <w:numPr>
+          <w:ilvl w:val="0"/>
+          <w:numId w:val="2"/>
+        </w:numPr>
+        <w:rPr>
+          <w:sz w:val="20"/>
+          <w:szCs w:val="20"/>
+        </w:rPr>
+      </w:pPr>
+      <w:r>
+        <w:rPr>
+          <w:rStyle w:val="None"/>
+          <w:sz w:val="20"/>
+          <w:szCs w:val="20"/>
+        </w:rPr>
+        <w:t xml:space="preserve">Created APIs for Authorize.net and PayPal, package rates with FedEx/USPS/UPS, and image manipulation. </w:t>
+      </w:r>
+    </w:p>
+    <w:p>
+      <w:pPr>
+        <w:pStyle w:val="BodyA"/>
+        <w:numPr>
+          <w:ilvl w:val="0"/>
+          <w:numId w:val="2"/>
+        </w:numPr>
+        <w:rPr>
+          <w:sz w:val="20"/>
+          <w:szCs w:val="20"/>
+        </w:rPr>
+      </w:pPr>
+      <w:r>
+        <w:rPr>
+          <w:rStyle w:val="None"/>
+          <w:sz w:val="20"/>
+          <w:szCs w:val="20"/>
+        </w:rPr>
+        <w:t>Converted several services from PHP &amp; jQuery to Node.JS &amp; AngularJS.</w:t>
+      </w:r>
+    </w:p>
+    <w:p>
+      <w:pPr>
+        <w:pStyle w:val="BodyA"/>
+        <w:rPr>
+          <w:rStyle w:val="NoneA"/>
+          <w:sz w:val="20"/>
+          <w:szCs w:val="20"/>
+        </w:rPr>
+      </w:pPr>
+    </w:p>
+    <w:p>
+      <w:pPr>
+        <w:pStyle w:val="BodyA"/>
+        <w:ind w:left="360"/>
+        <w:rPr>
+          <w:rStyle w:val="None"/>
+          <w:sz w:val="20"/>
+          <w:szCs w:val="20"/>
+        </w:rPr>
+      </w:pPr>
+      <w:r>
+        <w:rPr>
+          <w:rStyle w:val="None"/>
+          <w:b/>
+          <w:bCs/>
+          <w:sz w:val="20"/>
+          <w:szCs w:val="20"/>
           <w:lang w:val="de-DE"/>
         </w:rPr>
-        <w:lastRenderedPageBreak/>
         <w:t>NKPS Media</w:t>
       </w:r>
       <w:r>
@@ -3117,6 +3310,7 @@
           <w:szCs w:val="20"/>
           <w:u w:val="single"/>
         </w:rPr>
+        <w:lastRenderedPageBreak/>
         <w:t>Technical Reviewer</w:t>
       </w:r>
       <w:r>
@@ -3547,7 +3741,7 @@
   <w:num w:numId="3" w16cid:durableId="1243566223">
     <w:abstractNumId w:val="1"/>
     <w:lvlOverride w:ilvl="0">
-      <w:lvl w:ilvl="0" w:tplc="197E72BC">
+      <w:lvl w:ilvl="0" w:tplc="5CACCC72">
         <w:start w:val="1"/>
         <w:numFmt w:val="bullet"/>
         <w:lvlText w:val="■"/>
@@ -3579,7 +3773,7 @@
       </w:lvl>
     </w:lvlOverride>
     <w:lvlOverride w:ilvl="1">
-      <w:lvl w:ilvl="1" w:tplc="20862D8C">
+      <w:lvl w:ilvl="1" w:tplc="DB18B17E">
         <w:start w:val="1"/>
         <w:numFmt w:val="bullet"/>
         <w:suff w:val="nothing"/>
@@ -3612,7 +3806,7 @@
       </w:lvl>
     </w:lvlOverride>
     <w:lvlOverride w:ilvl="2">
-      <w:lvl w:ilvl="2" w:tplc="9AB69E8C">
+      <w:lvl w:ilvl="2" w:tplc="9CF047EC">
         <w:start w:val="1"/>
         <w:numFmt w:val="bullet"/>
         <w:suff w:val="nothing"/>
@@ -3645,7 +3839,7 @@
       </w:lvl>
     </w:lvlOverride>
     <w:lvlOverride w:ilvl="3">
-      <w:lvl w:ilvl="3" w:tplc="FFCCF142">
+      <w:lvl w:ilvl="3" w:tplc="7C1EFB42">
         <w:start w:val="1"/>
         <w:numFmt w:val="bullet"/>
         <w:suff w:val="nothing"/>
@@ -3678,7 +3872,7 @@
       </w:lvl>
     </w:lvlOverride>
     <w:lvlOverride w:ilvl="4">
-      <w:lvl w:ilvl="4" w:tplc="21260A74">
+      <w:lvl w:ilvl="4" w:tplc="97763150">
         <w:start w:val="1"/>
         <w:numFmt w:val="bullet"/>
         <w:suff w:val="nothing"/>
@@ -3711,7 +3905,7 @@
       </w:lvl>
     </w:lvlOverride>
     <w:lvlOverride w:ilvl="5">
-      <w:lvl w:ilvl="5" w:tplc="7ACEC8E4">
+      <w:lvl w:ilvl="5" w:tplc="3236B104">
         <w:start w:val="1"/>
         <w:numFmt w:val="bullet"/>
         <w:suff w:val="nothing"/>
@@ -3744,7 +3938,7 @@
       </w:lvl>
     </w:lvlOverride>
     <w:lvlOverride w:ilvl="6">
-      <w:lvl w:ilvl="6" w:tplc="883279E8">
+      <w:lvl w:ilvl="6" w:tplc="7A5EDBD4">
         <w:start w:val="1"/>
         <w:numFmt w:val="bullet"/>
         <w:suff w:val="nothing"/>
@@ -3777,7 +3971,7 @@
       </w:lvl>
     </w:lvlOverride>
     <w:lvlOverride w:ilvl="7">
-      <w:lvl w:ilvl="7" w:tplc="229AC516">
+      <w:lvl w:ilvl="7" w:tplc="181A0366">
         <w:start w:val="1"/>
         <w:numFmt w:val="bullet"/>
         <w:suff w:val="nothing"/>
@@ -3810,7 +4004,7 @@
       </w:lvl>
     </w:lvlOverride>
     <w:lvlOverride w:ilvl="8">
-      <w:lvl w:ilvl="8" w:tplc="8F507958">
+      <w:lvl w:ilvl="8" w:tplc="B69C0DE0">
         <w:start w:val="1"/>
         <w:numFmt w:val="bullet"/>
         <w:suff w:val="nothing"/>
@@ -4279,7 +4473,6 @@
   <w:style w:type="character" w:default="1" w:styleId="DefaultParagraphFont">
     <w:name w:val="Default Paragraph Font"/>
     <w:uiPriority w:val="1"/>
-    <w:semiHidden/>
     <w:unhideWhenUsed/>
   </w:style>
   <w:style w:type="table" w:default="1" w:styleId="TableNormal">
